--- a/paper/Slim_Domain_v1.0-rc7.docx
+++ b/paper/Slim_Domain_v1.0-rc7.docx
@@ -9,6 +9,7 @@
       </w:pPr>
       <w:r>
         <w:rPr>
+          <w:rFonts w:ascii="CMU Serif Bold" w:eastAsia="CMU Serif Bold" w:hAnsi="CMU Serif Bold" w:cs="CMU Serif Bold"/>
           <w:b/>
           <w:bCs/>
           <w:sz w:val="56"/>
@@ -24,6 +25,7 @@
       </w:pPr>
       <w:r>
         <w:rPr>
+          <w:rFonts w:ascii="CMU Serif Bold" w:eastAsia="CMU Serif Bold" w:hAnsi="CMU Serif Bold" w:cs="CMU Serif Bold"/>
           <w:b/>
           <w:bCs/>
           <w:sz w:val="40"/>
@@ -53,6 +55,7 @@
       </w:pPr>
       <w:r>
         <w:rPr>
+          <w:rFonts w:ascii="CMU Serif Bold" w:eastAsia="CMU Serif Bold" w:hAnsi="CMU Serif Bold" w:cs="CMU Serif Bold"/>
           <w:b/>
           <w:bCs/>
           <w:sz w:val="24"/>
@@ -114,6 +117,7 @@
       </w:pPr>
       <w:r>
         <w:rPr>
+          <w:rFonts w:ascii="CMU Serif Bold" w:eastAsia="CMU Serif Bold" w:hAnsi="CMU Serif Bold" w:cs="CMU Serif Bold"/>
           <w:b/>
           <w:bCs/>
           <w:sz w:val="32"/>
@@ -125,7 +129,7 @@
     <w:sdt>
       <w:sdtPr>
         <w:alias w:val="Table of Contents"/>
-        <w:id w:val="1516342966"/>
+        <w:id w:val="483669759"/>
       </w:sdtPr>
       <w:sdtEndPr/>
       <w:sdtContent>
@@ -153,7 +157,7 @@
           <w:r>
             <w:fldChar w:fldCharType="separate"/>
           </w:r>
-          <w:hyperlink w:anchor="_Toc244008594" w:history="1">
+          <w:hyperlink w:anchor="_Toc244010427" w:history="1">
             <w:r>
               <w:rPr>
                 <w:rStyle w:val="Hyperlink"/>
@@ -177,7 +181,7 @@
               <w:rPr>
                 <w:noProof/>
               </w:rPr>
-              <w:instrText xml:space="preserve"> PAGEREF _Toc244008594 \h </w:instrText>
+              <w:instrText xml:space="preserve"> PAGEREF _Toc244010427 \h </w:instrText>
             </w:r>
             <w:r>
               <w:rPr>
@@ -219,7 +223,7 @@
               <w14:ligatures w14:val="standardContextual"/>
             </w:rPr>
           </w:pPr>
-          <w:hyperlink w:anchor="_Toc244008595" w:history="1">
+          <w:hyperlink w:anchor="_Toc244010428" w:history="1">
             <w:r>
               <w:rPr>
                 <w:rStyle w:val="Hyperlink"/>
@@ -243,7 +247,7 @@
               <w:rPr>
                 <w:noProof/>
               </w:rPr>
-              <w:instrText xml:space="preserve"> PAGEREF _Toc244008595 \h </w:instrText>
+              <w:instrText xml:space="preserve"> PAGEREF _Toc244010428 \h </w:instrText>
             </w:r>
             <w:r>
               <w:rPr>
@@ -285,7 +289,7 @@
               <w14:ligatures w14:val="standardContextual"/>
             </w:rPr>
           </w:pPr>
-          <w:hyperlink w:anchor="_Toc244008596" w:history="1">
+          <w:hyperlink w:anchor="_Toc244010429" w:history="1">
             <w:r>
               <w:rPr>
                 <w:rStyle w:val="Hyperlink"/>
@@ -309,7 +313,7 @@
               <w:rPr>
                 <w:noProof/>
               </w:rPr>
-              <w:instrText xml:space="preserve"> PAGEREF _Toc244008596 \h </w:instrText>
+              <w:instrText xml:space="preserve"> PAGEREF _Toc244010429 \h </w:instrText>
             </w:r>
             <w:r>
               <w:rPr>
@@ -351,7 +355,7 @@
               <w14:ligatures w14:val="standardContextual"/>
             </w:rPr>
           </w:pPr>
-          <w:hyperlink w:anchor="_Toc244008597" w:history="1">
+          <w:hyperlink w:anchor="_Toc244010430" w:history="1">
             <w:r>
               <w:rPr>
                 <w:rStyle w:val="Hyperlink"/>
@@ -375,7 +379,7 @@
               <w:rPr>
                 <w:noProof/>
               </w:rPr>
-              <w:instrText xml:space="preserve"> PAGEREF _Toc244008597 \h </w:instrText>
+              <w:instrText xml:space="preserve"> PAGEREF _Toc244010430 \h </w:instrText>
             </w:r>
             <w:r>
               <w:rPr>
@@ -417,7 +421,7 @@
               <w14:ligatures w14:val="standardContextual"/>
             </w:rPr>
           </w:pPr>
-          <w:hyperlink w:anchor="_Toc244008598" w:history="1">
+          <w:hyperlink w:anchor="_Toc244010431" w:history="1">
             <w:r>
               <w:rPr>
                 <w:rStyle w:val="Hyperlink"/>
@@ -441,7 +445,7 @@
               <w:rPr>
                 <w:noProof/>
               </w:rPr>
-              <w:instrText xml:space="preserve"> PAGEREF _Toc244008598 \h </w:instrText>
+              <w:instrText xml:space="preserve"> PAGEREF _Toc244010431 \h </w:instrText>
             </w:r>
             <w:r>
               <w:rPr>
@@ -483,7 +487,7 @@
               <w14:ligatures w14:val="standardContextual"/>
             </w:rPr>
           </w:pPr>
-          <w:hyperlink w:anchor="_Toc244008599" w:history="1">
+          <w:hyperlink w:anchor="_Toc244010432" w:history="1">
             <w:r>
               <w:rPr>
                 <w:rStyle w:val="Hyperlink"/>
@@ -507,7 +511,7 @@
               <w:rPr>
                 <w:noProof/>
               </w:rPr>
-              <w:instrText xml:space="preserve"> PAGEREF _Toc244008599 \h </w:instrText>
+              <w:instrText xml:space="preserve"> PAGEREF _Toc244010432 \h </w:instrText>
             </w:r>
             <w:r>
               <w:rPr>
@@ -549,7 +553,7 @@
               <w14:ligatures w14:val="standardContextual"/>
             </w:rPr>
           </w:pPr>
-          <w:hyperlink w:anchor="_Toc244008600" w:history="1">
+          <w:hyperlink w:anchor="_Toc244010433" w:history="1">
             <w:r>
               <w:rPr>
                 <w:rStyle w:val="Hyperlink"/>
@@ -573,7 +577,7 @@
               <w:rPr>
                 <w:noProof/>
               </w:rPr>
-              <w:instrText xml:space="preserve"> PAGEREF _Toc244008600 \h </w:instrText>
+              <w:instrText xml:space="preserve"> PAGEREF _Toc244010433 \h </w:instrText>
             </w:r>
             <w:r>
               <w:rPr>
@@ -615,7 +619,7 @@
               <w14:ligatures w14:val="standardContextual"/>
             </w:rPr>
           </w:pPr>
-          <w:hyperlink w:anchor="_Toc244008601" w:history="1">
+          <w:hyperlink w:anchor="_Toc244010434" w:history="1">
             <w:r>
               <w:rPr>
                 <w:rStyle w:val="Hyperlink"/>
@@ -639,7 +643,7 @@
               <w:rPr>
                 <w:noProof/>
               </w:rPr>
-              <w:instrText xml:space="preserve"> PAGEREF _Toc244008601 \h </w:instrText>
+              <w:instrText xml:space="preserve"> PAGEREF _Toc244010434 \h </w:instrText>
             </w:r>
             <w:r>
               <w:rPr>
@@ -681,7 +685,7 @@
               <w14:ligatures w14:val="standardContextual"/>
             </w:rPr>
           </w:pPr>
-          <w:hyperlink w:anchor="_Toc244008602" w:history="1">
+          <w:hyperlink w:anchor="_Toc244010435" w:history="1">
             <w:r>
               <w:rPr>
                 <w:rStyle w:val="Hyperlink"/>
@@ -705,7 +709,7 @@
               <w:rPr>
                 <w:noProof/>
               </w:rPr>
-              <w:instrText xml:space="preserve"> PAGEREF _Toc244008602 \h </w:instrText>
+              <w:instrText xml:space="preserve"> PAGEREF _Toc244010435 \h </w:instrText>
             </w:r>
             <w:r>
               <w:rPr>
@@ -747,7 +751,7 @@
               <w14:ligatures w14:val="standardContextual"/>
             </w:rPr>
           </w:pPr>
-          <w:hyperlink w:anchor="_Toc244008603" w:history="1">
+          <w:hyperlink w:anchor="_Toc244010436" w:history="1">
             <w:r>
               <w:rPr>
                 <w:rStyle w:val="Hyperlink"/>
@@ -771,7 +775,7 @@
               <w:rPr>
                 <w:noProof/>
               </w:rPr>
-              <w:instrText xml:space="preserve"> PAGEREF _Toc244008603 \h </w:instrText>
+              <w:instrText xml:space="preserve"> PAGEREF _Toc244010436 \h </w:instrText>
             </w:r>
             <w:r>
               <w:rPr>
@@ -813,7 +817,7 @@
               <w14:ligatures w14:val="standardContextual"/>
             </w:rPr>
           </w:pPr>
-          <w:hyperlink w:anchor="_Toc244008604" w:history="1">
+          <w:hyperlink w:anchor="_Toc244010437" w:history="1">
             <w:r>
               <w:rPr>
                 <w:rStyle w:val="Hyperlink"/>
@@ -837,7 +841,7 @@
               <w:rPr>
                 <w:noProof/>
               </w:rPr>
-              <w:instrText xml:space="preserve"> PAGEREF _Toc244008604 \h </w:instrText>
+              <w:instrText xml:space="preserve"> PAGEREF _Toc244010437 \h </w:instrText>
             </w:r>
             <w:r>
               <w:rPr>
@@ -879,7 +883,7 @@
               <w14:ligatures w14:val="standardContextual"/>
             </w:rPr>
           </w:pPr>
-          <w:hyperlink w:anchor="_Toc244008605" w:history="1">
+          <w:hyperlink w:anchor="_Toc244010438" w:history="1">
             <w:r>
               <w:rPr>
                 <w:rStyle w:val="Hyperlink"/>
@@ -903,7 +907,7 @@
               <w:rPr>
                 <w:noProof/>
               </w:rPr>
-              <w:instrText xml:space="preserve"> PAGEREF _Toc244008605 \h </w:instrText>
+              <w:instrText xml:space="preserve"> PAGEREF _Toc244010438 \h </w:instrText>
             </w:r>
             <w:r>
               <w:rPr>
@@ -945,7 +949,7 @@
               <w14:ligatures w14:val="standardContextual"/>
             </w:rPr>
           </w:pPr>
-          <w:hyperlink w:anchor="_Toc244008606" w:history="1">
+          <w:hyperlink w:anchor="_Toc244010439" w:history="1">
             <w:r>
               <w:rPr>
                 <w:rStyle w:val="Hyperlink"/>
@@ -969,7 +973,7 @@
               <w:rPr>
                 <w:noProof/>
               </w:rPr>
-              <w:instrText xml:space="preserve"> PAGEREF _Toc244008606 \h </w:instrText>
+              <w:instrText xml:space="preserve"> PAGEREF _Toc244010439 \h </w:instrText>
             </w:r>
             <w:r>
               <w:rPr>
@@ -1011,7 +1015,7 @@
               <w14:ligatures w14:val="standardContextual"/>
             </w:rPr>
           </w:pPr>
-          <w:hyperlink w:anchor="_Toc244008607" w:history="1">
+          <w:hyperlink w:anchor="_Toc244010440" w:history="1">
             <w:r>
               <w:rPr>
                 <w:rStyle w:val="Hyperlink"/>
@@ -1035,7 +1039,7 @@
               <w:rPr>
                 <w:noProof/>
               </w:rPr>
-              <w:instrText xml:space="preserve"> PAGEREF _Toc244008607 \h </w:instrText>
+              <w:instrText xml:space="preserve"> PAGEREF _Toc244010440 \h </w:instrText>
             </w:r>
             <w:r>
               <w:rPr>
@@ -1077,7 +1081,7 @@
               <w14:ligatures w14:val="standardContextual"/>
             </w:rPr>
           </w:pPr>
-          <w:hyperlink w:anchor="_Toc244008608" w:history="1">
+          <w:hyperlink w:anchor="_Toc244010441" w:history="1">
             <w:r>
               <w:rPr>
                 <w:rStyle w:val="Hyperlink"/>
@@ -1101,7 +1105,7 @@
               <w:rPr>
                 <w:noProof/>
               </w:rPr>
-              <w:instrText xml:space="preserve"> PAGEREF _Toc244008608 \h </w:instrText>
+              <w:instrText xml:space="preserve"> PAGEREF _Toc244010441 \h </w:instrText>
             </w:r>
             <w:r>
               <w:rPr>
@@ -1143,7 +1147,7 @@
               <w14:ligatures w14:val="standardContextual"/>
             </w:rPr>
           </w:pPr>
-          <w:hyperlink w:anchor="_Toc244008609" w:history="1">
+          <w:hyperlink w:anchor="_Toc244010442" w:history="1">
             <w:r>
               <w:rPr>
                 <w:rStyle w:val="Hyperlink"/>
@@ -1167,7 +1171,7 @@
               <w:rPr>
                 <w:noProof/>
               </w:rPr>
-              <w:instrText xml:space="preserve"> PAGEREF _Toc244008609 \h </w:instrText>
+              <w:instrText xml:space="preserve"> PAGEREF _Toc244010442 \h </w:instrText>
             </w:r>
             <w:r>
               <w:rPr>
@@ -1209,7 +1213,7 @@
               <w14:ligatures w14:val="standardContextual"/>
             </w:rPr>
           </w:pPr>
-          <w:hyperlink w:anchor="_Toc244008610" w:history="1">
+          <w:hyperlink w:anchor="_Toc244010443" w:history="1">
             <w:r>
               <w:rPr>
                 <w:rStyle w:val="Hyperlink"/>
@@ -1233,7 +1237,7 @@
               <w:rPr>
                 <w:noProof/>
               </w:rPr>
-              <w:instrText xml:space="preserve"> PAGEREF _Toc244008610 \h </w:instrText>
+              <w:instrText xml:space="preserve"> PAGEREF _Toc244010443 \h </w:instrText>
             </w:r>
             <w:r>
               <w:rPr>
@@ -1275,7 +1279,7 @@
               <w14:ligatures w14:val="standardContextual"/>
             </w:rPr>
           </w:pPr>
-          <w:hyperlink w:anchor="_Toc244008611" w:history="1">
+          <w:hyperlink w:anchor="_Toc244010444" w:history="1">
             <w:r>
               <w:rPr>
                 <w:rStyle w:val="Hyperlink"/>
@@ -1299,7 +1303,7 @@
               <w:rPr>
                 <w:noProof/>
               </w:rPr>
-              <w:instrText xml:space="preserve"> PAGEREF _Toc244008611 \h </w:instrText>
+              <w:instrText xml:space="preserve"> PAGEREF _Toc244010444 \h </w:instrText>
             </w:r>
             <w:r>
               <w:rPr>
@@ -1341,7 +1345,7 @@
               <w14:ligatures w14:val="standardContextual"/>
             </w:rPr>
           </w:pPr>
-          <w:hyperlink w:anchor="_Toc244008612" w:history="1">
+          <w:hyperlink w:anchor="_Toc244010445" w:history="1">
             <w:r>
               <w:rPr>
                 <w:rStyle w:val="Hyperlink"/>
@@ -1365,7 +1369,7 @@
               <w:rPr>
                 <w:noProof/>
               </w:rPr>
-              <w:instrText xml:space="preserve"> PAGEREF _Toc244008612 \h </w:instrText>
+              <w:instrText xml:space="preserve"> PAGEREF _Toc244010445 \h </w:instrText>
             </w:r>
             <w:r>
               <w:rPr>
@@ -1407,7 +1411,7 @@
               <w14:ligatures w14:val="standardContextual"/>
             </w:rPr>
           </w:pPr>
-          <w:hyperlink w:anchor="_Toc244008613" w:history="1">
+          <w:hyperlink w:anchor="_Toc244010446" w:history="1">
             <w:r>
               <w:rPr>
                 <w:rStyle w:val="Hyperlink"/>
@@ -1431,7 +1435,7 @@
               <w:rPr>
                 <w:noProof/>
               </w:rPr>
-              <w:instrText xml:space="preserve"> PAGEREF _Toc244008613 \h </w:instrText>
+              <w:instrText xml:space="preserve"> PAGEREF _Toc244010446 \h </w:instrText>
             </w:r>
             <w:r>
               <w:rPr>
@@ -1473,7 +1477,7 @@
               <w14:ligatures w14:val="standardContextual"/>
             </w:rPr>
           </w:pPr>
-          <w:hyperlink w:anchor="_Toc244008614" w:history="1">
+          <w:hyperlink w:anchor="_Toc244010447" w:history="1">
             <w:r>
               <w:rPr>
                 <w:rStyle w:val="Hyperlink"/>
@@ -1497,7 +1501,7 @@
               <w:rPr>
                 <w:noProof/>
               </w:rPr>
-              <w:instrText xml:space="preserve"> PAGEREF _Toc244008614 \h </w:instrText>
+              <w:instrText xml:space="preserve"> PAGEREF _Toc244010447 \h </w:instrText>
             </w:r>
             <w:r>
               <w:rPr>
@@ -1539,7 +1543,7 @@
               <w14:ligatures w14:val="standardContextual"/>
             </w:rPr>
           </w:pPr>
-          <w:hyperlink w:anchor="_Toc244008615" w:history="1">
+          <w:hyperlink w:anchor="_Toc244010448" w:history="1">
             <w:r>
               <w:rPr>
                 <w:rStyle w:val="Hyperlink"/>
@@ -1563,7 +1567,7 @@
               <w:rPr>
                 <w:noProof/>
               </w:rPr>
-              <w:instrText xml:space="preserve"> PAGEREF _Toc244008615 \h </w:instrText>
+              <w:instrText xml:space="preserve"> PAGEREF _Toc244010448 \h </w:instrText>
             </w:r>
             <w:r>
               <w:rPr>
@@ -1605,7 +1609,7 @@
               <w14:ligatures w14:val="standardContextual"/>
             </w:rPr>
           </w:pPr>
-          <w:hyperlink w:anchor="_Toc244008616" w:history="1">
+          <w:hyperlink w:anchor="_Toc244010449" w:history="1">
             <w:r>
               <w:rPr>
                 <w:rStyle w:val="Hyperlink"/>
@@ -1629,7 +1633,7 @@
               <w:rPr>
                 <w:noProof/>
               </w:rPr>
-              <w:instrText xml:space="preserve"> PAGEREF _Toc244008616 \h </w:instrText>
+              <w:instrText xml:space="preserve"> PAGEREF _Toc244010449 \h </w:instrText>
             </w:r>
             <w:r>
               <w:rPr>
@@ -1671,7 +1675,7 @@
               <w14:ligatures w14:val="standardContextual"/>
             </w:rPr>
           </w:pPr>
-          <w:hyperlink w:anchor="_Toc244008617" w:history="1">
+          <w:hyperlink w:anchor="_Toc244010450" w:history="1">
             <w:r>
               <w:rPr>
                 <w:rStyle w:val="Hyperlink"/>
@@ -1695,7 +1699,7 @@
               <w:rPr>
                 <w:noProof/>
               </w:rPr>
-              <w:instrText xml:space="preserve"> PAGEREF _Toc244008617 \h </w:instrText>
+              <w:instrText xml:space="preserve"> PAGEREF _Toc244010450 \h </w:instrText>
             </w:r>
             <w:r>
               <w:rPr>
@@ -1737,7 +1741,7 @@
               <w14:ligatures w14:val="standardContextual"/>
             </w:rPr>
           </w:pPr>
-          <w:hyperlink w:anchor="_Toc244008618" w:history="1">
+          <w:hyperlink w:anchor="_Toc244010451" w:history="1">
             <w:r>
               <w:rPr>
                 <w:rStyle w:val="Hyperlink"/>
@@ -1761,7 +1765,7 @@
               <w:rPr>
                 <w:noProof/>
               </w:rPr>
-              <w:instrText xml:space="preserve"> PAGEREF _Toc244008618 \h </w:instrText>
+              <w:instrText xml:space="preserve"> PAGEREF _Toc244010451 \h </w:instrText>
             </w:r>
             <w:r>
               <w:rPr>
@@ -1803,7 +1807,7 @@
               <w14:ligatures w14:val="standardContextual"/>
             </w:rPr>
           </w:pPr>
-          <w:hyperlink w:anchor="_Toc244008619" w:history="1">
+          <w:hyperlink w:anchor="_Toc244010452" w:history="1">
             <w:r>
               <w:rPr>
                 <w:rStyle w:val="Hyperlink"/>
@@ -1827,7 +1831,7 @@
               <w:rPr>
                 <w:noProof/>
               </w:rPr>
-              <w:instrText xml:space="preserve"> PAGEREF _Toc244008619 \h </w:instrText>
+              <w:instrText xml:space="preserve"> PAGEREF _Toc244010452 \h </w:instrText>
             </w:r>
             <w:r>
               <w:rPr>
@@ -1869,7 +1873,7 @@
               <w14:ligatures w14:val="standardContextual"/>
             </w:rPr>
           </w:pPr>
-          <w:hyperlink w:anchor="_Toc244008620" w:history="1">
+          <w:hyperlink w:anchor="_Toc244010453" w:history="1">
             <w:r>
               <w:rPr>
                 <w:rStyle w:val="Hyperlink"/>
@@ -1893,7 +1897,7 @@
               <w:rPr>
                 <w:noProof/>
               </w:rPr>
-              <w:instrText xml:space="preserve"> PAGEREF _Toc244008620 \h </w:instrText>
+              <w:instrText xml:space="preserve"> PAGEREF _Toc244010453 \h </w:instrText>
             </w:r>
             <w:r>
               <w:rPr>
@@ -1935,7 +1939,7 @@
               <w14:ligatures w14:val="standardContextual"/>
             </w:rPr>
           </w:pPr>
-          <w:hyperlink w:anchor="_Toc244008621" w:history="1">
+          <w:hyperlink w:anchor="_Toc244010454" w:history="1">
             <w:r>
               <w:rPr>
                 <w:rStyle w:val="Hyperlink"/>
@@ -1959,7 +1963,7 @@
               <w:rPr>
                 <w:noProof/>
               </w:rPr>
-              <w:instrText xml:space="preserve"> PAGEREF _Toc244008621 \h </w:instrText>
+              <w:instrText xml:space="preserve"> PAGEREF _Toc244010454 \h </w:instrText>
             </w:r>
             <w:r>
               <w:rPr>
@@ -2001,7 +2005,7 @@
               <w14:ligatures w14:val="standardContextual"/>
             </w:rPr>
           </w:pPr>
-          <w:hyperlink w:anchor="_Toc244008622" w:history="1">
+          <w:hyperlink w:anchor="_Toc244010455" w:history="1">
             <w:r>
               <w:rPr>
                 <w:rStyle w:val="Hyperlink"/>
@@ -2025,7 +2029,7 @@
               <w:rPr>
                 <w:noProof/>
               </w:rPr>
-              <w:instrText xml:space="preserve"> PAGEREF _Toc244008622 \h </w:instrText>
+              <w:instrText xml:space="preserve"> PAGEREF _Toc244010455 \h </w:instrText>
             </w:r>
             <w:r>
               <w:rPr>
@@ -2067,7 +2071,7 @@
               <w14:ligatures w14:val="standardContextual"/>
             </w:rPr>
           </w:pPr>
-          <w:hyperlink w:anchor="_Toc244008623" w:history="1">
+          <w:hyperlink w:anchor="_Toc244010456" w:history="1">
             <w:r>
               <w:rPr>
                 <w:rStyle w:val="Hyperlink"/>
@@ -2091,7 +2095,7 @@
               <w:rPr>
                 <w:noProof/>
               </w:rPr>
-              <w:instrText xml:space="preserve"> PAGEREF _Toc244008623 \h </w:instrText>
+              <w:instrText xml:space="preserve"> PAGEREF _Toc244010456 \h </w:instrText>
             </w:r>
             <w:r>
               <w:rPr>
@@ -2133,7 +2137,7 @@
               <w14:ligatures w14:val="standardContextual"/>
             </w:rPr>
           </w:pPr>
-          <w:hyperlink w:anchor="_Toc244008624" w:history="1">
+          <w:hyperlink w:anchor="_Toc244010457" w:history="1">
             <w:r>
               <w:rPr>
                 <w:rStyle w:val="Hyperlink"/>
@@ -2157,7 +2161,7 @@
               <w:rPr>
                 <w:noProof/>
               </w:rPr>
-              <w:instrText xml:space="preserve"> PAGEREF _Toc244008624 \h </w:instrText>
+              <w:instrText xml:space="preserve"> PAGEREF _Toc244010457 \h </w:instrText>
             </w:r>
             <w:r>
               <w:rPr>
@@ -2199,7 +2203,7 @@
               <w14:ligatures w14:val="standardContextual"/>
             </w:rPr>
           </w:pPr>
-          <w:hyperlink w:anchor="_Toc244008625" w:history="1">
+          <w:hyperlink w:anchor="_Toc244010458" w:history="1">
             <w:r>
               <w:rPr>
                 <w:rStyle w:val="Hyperlink"/>
@@ -2223,7 +2227,7 @@
               <w:rPr>
                 <w:noProof/>
               </w:rPr>
-              <w:instrText xml:space="preserve"> PAGEREF _Toc244008625 \h </w:instrText>
+              <w:instrText xml:space="preserve"> PAGEREF _Toc244010458 \h </w:instrText>
             </w:r>
             <w:r>
               <w:rPr>
@@ -2265,7 +2269,7 @@
               <w14:ligatures w14:val="standardContextual"/>
             </w:rPr>
           </w:pPr>
-          <w:hyperlink w:anchor="_Toc244008626" w:history="1">
+          <w:hyperlink w:anchor="_Toc244010459" w:history="1">
             <w:r>
               <w:rPr>
                 <w:rStyle w:val="Hyperlink"/>
@@ -2289,7 +2293,7 @@
               <w:rPr>
                 <w:noProof/>
               </w:rPr>
-              <w:instrText xml:space="preserve"> PAGEREF _Toc244008626 \h </w:instrText>
+              <w:instrText xml:space="preserve"> PAGEREF _Toc244010459 \h </w:instrText>
             </w:r>
             <w:r>
               <w:rPr>
@@ -2331,7 +2335,7 @@
               <w14:ligatures w14:val="standardContextual"/>
             </w:rPr>
           </w:pPr>
-          <w:hyperlink w:anchor="_Toc244008627" w:history="1">
+          <w:hyperlink w:anchor="_Toc244010460" w:history="1">
             <w:r>
               <w:rPr>
                 <w:rStyle w:val="Hyperlink"/>
@@ -2355,7 +2359,7 @@
               <w:rPr>
                 <w:noProof/>
               </w:rPr>
-              <w:instrText xml:space="preserve"> PAGEREF _Toc244008627 \h </w:instrText>
+              <w:instrText xml:space="preserve"> PAGEREF _Toc244010460 \h </w:instrText>
             </w:r>
             <w:r>
               <w:rPr>
@@ -2397,7 +2401,7 @@
               <w14:ligatures w14:val="standardContextual"/>
             </w:rPr>
           </w:pPr>
-          <w:hyperlink w:anchor="_Toc244008628" w:history="1">
+          <w:hyperlink w:anchor="_Toc244010461" w:history="1">
             <w:r>
               <w:rPr>
                 <w:rStyle w:val="Hyperlink"/>
@@ -2421,7 +2425,7 @@
               <w:rPr>
                 <w:noProof/>
               </w:rPr>
-              <w:instrText xml:space="preserve"> PAGEREF _Toc244008628 \h </w:instrText>
+              <w:instrText xml:space="preserve"> PAGEREF _Toc244010461 \h </w:instrText>
             </w:r>
             <w:r>
               <w:rPr>
@@ -2463,7 +2467,7 @@
               <w14:ligatures w14:val="standardContextual"/>
             </w:rPr>
           </w:pPr>
-          <w:hyperlink w:anchor="_Toc244008629" w:history="1">
+          <w:hyperlink w:anchor="_Toc244010462" w:history="1">
             <w:r>
               <w:rPr>
                 <w:rStyle w:val="Hyperlink"/>
@@ -2487,7 +2491,7 @@
               <w:rPr>
                 <w:noProof/>
               </w:rPr>
-              <w:instrText xml:space="preserve"> PAGEREF _Toc244008629 \h </w:instrText>
+              <w:instrText xml:space="preserve"> PAGEREF _Toc244010462 \h </w:instrText>
             </w:r>
             <w:r>
               <w:rPr>
@@ -2529,7 +2533,7 @@
               <w14:ligatures w14:val="standardContextual"/>
             </w:rPr>
           </w:pPr>
-          <w:hyperlink w:anchor="_Toc244008630" w:history="1">
+          <w:hyperlink w:anchor="_Toc244010463" w:history="1">
             <w:r>
               <w:rPr>
                 <w:rStyle w:val="Hyperlink"/>
@@ -2553,7 +2557,7 @@
               <w:rPr>
                 <w:noProof/>
               </w:rPr>
-              <w:instrText xml:space="preserve"> PAGEREF _Toc244008630 \h </w:instrText>
+              <w:instrText xml:space="preserve"> PAGEREF _Toc244010463 \h </w:instrText>
             </w:r>
             <w:r>
               <w:rPr>
@@ -2595,7 +2599,7 @@
               <w14:ligatures w14:val="standardContextual"/>
             </w:rPr>
           </w:pPr>
-          <w:hyperlink w:anchor="_Toc244008631" w:history="1">
+          <w:hyperlink w:anchor="_Toc244010464" w:history="1">
             <w:r>
               <w:rPr>
                 <w:rStyle w:val="Hyperlink"/>
@@ -2619,7 +2623,7 @@
               <w:rPr>
                 <w:noProof/>
               </w:rPr>
-              <w:instrText xml:space="preserve"> PAGEREF _Toc244008631 \h </w:instrText>
+              <w:instrText xml:space="preserve"> PAGEREF _Toc244010464 \h </w:instrText>
             </w:r>
             <w:r>
               <w:rPr>
@@ -2661,7 +2665,7 @@
               <w14:ligatures w14:val="standardContextual"/>
             </w:rPr>
           </w:pPr>
-          <w:hyperlink w:anchor="_Toc244008632" w:history="1">
+          <w:hyperlink w:anchor="_Toc244010465" w:history="1">
             <w:r>
               <w:rPr>
                 <w:rStyle w:val="Hyperlink"/>
@@ -2685,7 +2689,7 @@
               <w:rPr>
                 <w:noProof/>
               </w:rPr>
-              <w:instrText xml:space="preserve"> PAGEREF _Toc244008632 \h </w:instrText>
+              <w:instrText xml:space="preserve"> PAGEREF _Toc244010465 \h </w:instrText>
             </w:r>
             <w:r>
               <w:rPr>
@@ -2727,7 +2731,7 @@
               <w14:ligatures w14:val="standardContextual"/>
             </w:rPr>
           </w:pPr>
-          <w:hyperlink w:anchor="_Toc244008633" w:history="1">
+          <w:hyperlink w:anchor="_Toc244010466" w:history="1">
             <w:r>
               <w:rPr>
                 <w:rStyle w:val="Hyperlink"/>
@@ -2751,7 +2755,7 @@
               <w:rPr>
                 <w:noProof/>
               </w:rPr>
-              <w:instrText xml:space="preserve"> PAGEREF _Toc244008633 \h </w:instrText>
+              <w:instrText xml:space="preserve"> PAGEREF _Toc244010466 \h </w:instrText>
             </w:r>
             <w:r>
               <w:rPr>
@@ -2793,7 +2797,7 @@
               <w14:ligatures w14:val="standardContextual"/>
             </w:rPr>
           </w:pPr>
-          <w:hyperlink w:anchor="_Toc244008634" w:history="1">
+          <w:hyperlink w:anchor="_Toc244010467" w:history="1">
             <w:r>
               <w:rPr>
                 <w:rStyle w:val="Hyperlink"/>
@@ -2817,7 +2821,7 @@
               <w:rPr>
                 <w:noProof/>
               </w:rPr>
-              <w:instrText xml:space="preserve"> PAGEREF _Toc244008634 \h </w:instrText>
+              <w:instrText xml:space="preserve"> PAGEREF _Toc244010467 \h </w:instrText>
             </w:r>
             <w:r>
               <w:rPr>
@@ -2859,7 +2863,7 @@
               <w14:ligatures w14:val="standardContextual"/>
             </w:rPr>
           </w:pPr>
-          <w:hyperlink w:anchor="_Toc244008635" w:history="1">
+          <w:hyperlink w:anchor="_Toc244010468" w:history="1">
             <w:r>
               <w:rPr>
                 <w:rStyle w:val="Hyperlink"/>
@@ -2883,7 +2887,7 @@
               <w:rPr>
                 <w:noProof/>
               </w:rPr>
-              <w:instrText xml:space="preserve"> PAGEREF _Toc244008635 \h </w:instrText>
+              <w:instrText xml:space="preserve"> PAGEREF _Toc244010468 \h </w:instrText>
             </w:r>
             <w:r>
               <w:rPr>
@@ -2925,7 +2929,7 @@
               <w14:ligatures w14:val="standardContextual"/>
             </w:rPr>
           </w:pPr>
-          <w:hyperlink w:anchor="_Toc244008636" w:history="1">
+          <w:hyperlink w:anchor="_Toc244010469" w:history="1">
             <w:r>
               <w:rPr>
                 <w:rStyle w:val="Hyperlink"/>
@@ -2949,7 +2953,7 @@
               <w:rPr>
                 <w:noProof/>
               </w:rPr>
-              <w:instrText xml:space="preserve"> PAGEREF _Toc244008636 \h </w:instrText>
+              <w:instrText xml:space="preserve"> PAGEREF _Toc244010469 \h </w:instrText>
             </w:r>
             <w:r>
               <w:rPr>
@@ -2991,7 +2995,7 @@
               <w14:ligatures w14:val="standardContextual"/>
             </w:rPr>
           </w:pPr>
-          <w:hyperlink w:anchor="_Toc244008637" w:history="1">
+          <w:hyperlink w:anchor="_Toc244010470" w:history="1">
             <w:r>
               <w:rPr>
                 <w:rStyle w:val="Hyperlink"/>
@@ -3015,7 +3019,7 @@
               <w:rPr>
                 <w:noProof/>
               </w:rPr>
-              <w:instrText xml:space="preserve"> PAGEREF _Toc244008637 \h </w:instrText>
+              <w:instrText xml:space="preserve"> PAGEREF _Toc244010470 \h </w:instrText>
             </w:r>
             <w:r>
               <w:rPr>
@@ -3057,7 +3061,7 @@
               <w14:ligatures w14:val="standardContextual"/>
             </w:rPr>
           </w:pPr>
-          <w:hyperlink w:anchor="_Toc244008638" w:history="1">
+          <w:hyperlink w:anchor="_Toc244010471" w:history="1">
             <w:r>
               <w:rPr>
                 <w:rStyle w:val="Hyperlink"/>
@@ -3081,7 +3085,7 @@
               <w:rPr>
                 <w:noProof/>
               </w:rPr>
-              <w:instrText xml:space="preserve"> PAGEREF _Toc244008638 \h </w:instrText>
+              <w:instrText xml:space="preserve"> PAGEREF _Toc244010471 \h </w:instrText>
             </w:r>
             <w:r>
               <w:rPr>
@@ -3123,7 +3127,7 @@
               <w14:ligatures w14:val="standardContextual"/>
             </w:rPr>
           </w:pPr>
-          <w:hyperlink w:anchor="_Toc244008639" w:history="1">
+          <w:hyperlink w:anchor="_Toc244010472" w:history="1">
             <w:r>
               <w:rPr>
                 <w:rStyle w:val="Hyperlink"/>
@@ -3147,7 +3151,7 @@
               <w:rPr>
                 <w:noProof/>
               </w:rPr>
-              <w:instrText xml:space="preserve"> PAGEREF _Toc244008639 \h </w:instrText>
+              <w:instrText xml:space="preserve"> PAGEREF _Toc244010472 \h </w:instrText>
             </w:r>
             <w:r>
               <w:rPr>
@@ -3189,7 +3193,7 @@
               <w14:ligatures w14:val="standardContextual"/>
             </w:rPr>
           </w:pPr>
-          <w:hyperlink w:anchor="_Toc244008640" w:history="1">
+          <w:hyperlink w:anchor="_Toc244010473" w:history="1">
             <w:r>
               <w:rPr>
                 <w:rStyle w:val="Hyperlink"/>
@@ -3213,7 +3217,7 @@
               <w:rPr>
                 <w:noProof/>
               </w:rPr>
-              <w:instrText xml:space="preserve"> PAGEREF _Toc244008640 \h </w:instrText>
+              <w:instrText xml:space="preserve"> PAGEREF _Toc244010473 \h </w:instrText>
             </w:r>
             <w:r>
               <w:rPr>
@@ -3255,7 +3259,7 @@
               <w14:ligatures w14:val="standardContextual"/>
             </w:rPr>
           </w:pPr>
-          <w:hyperlink w:anchor="_Toc244008641" w:history="1">
+          <w:hyperlink w:anchor="_Toc244010474" w:history="1">
             <w:r>
               <w:rPr>
                 <w:rStyle w:val="Hyperlink"/>
@@ -3279,7 +3283,7 @@
               <w:rPr>
                 <w:noProof/>
               </w:rPr>
-              <w:instrText xml:space="preserve"> PAGEREF _Toc244008641 \h </w:instrText>
+              <w:instrText xml:space="preserve"> PAGEREF _Toc244010474 \h </w:instrText>
             </w:r>
             <w:r>
               <w:rPr>
@@ -3321,7 +3325,7 @@
               <w14:ligatures w14:val="standardContextual"/>
             </w:rPr>
           </w:pPr>
-          <w:hyperlink w:anchor="_Toc244008642" w:history="1">
+          <w:hyperlink w:anchor="_Toc244010475" w:history="1">
             <w:r>
               <w:rPr>
                 <w:rStyle w:val="Hyperlink"/>
@@ -3345,7 +3349,7 @@
               <w:rPr>
                 <w:noProof/>
               </w:rPr>
-              <w:instrText xml:space="preserve"> PAGEREF _Toc244008642 \h </w:instrText>
+              <w:instrText xml:space="preserve"> PAGEREF _Toc244010475 \h </w:instrText>
             </w:r>
             <w:r>
               <w:rPr>
@@ -3387,7 +3391,7 @@
               <w14:ligatures w14:val="standardContextual"/>
             </w:rPr>
           </w:pPr>
-          <w:hyperlink w:anchor="_Toc244008643" w:history="1">
+          <w:hyperlink w:anchor="_Toc244010476" w:history="1">
             <w:r>
               <w:rPr>
                 <w:rStyle w:val="Hyperlink"/>
@@ -3411,7 +3415,7 @@
               <w:rPr>
                 <w:noProof/>
               </w:rPr>
-              <w:instrText xml:space="preserve"> PAGEREF _Toc244008643 \h </w:instrText>
+              <w:instrText xml:space="preserve"> PAGEREF _Toc244010476 \h </w:instrText>
             </w:r>
             <w:r>
               <w:rPr>
@@ -3453,7 +3457,7 @@
               <w14:ligatures w14:val="standardContextual"/>
             </w:rPr>
           </w:pPr>
-          <w:hyperlink w:anchor="_Toc244008644" w:history="1">
+          <w:hyperlink w:anchor="_Toc244010477" w:history="1">
             <w:r>
               <w:rPr>
                 <w:rStyle w:val="Hyperlink"/>
@@ -3477,7 +3481,7 @@
               <w:rPr>
                 <w:noProof/>
               </w:rPr>
-              <w:instrText xml:space="preserve"> PAGEREF _Toc244008644 \h </w:instrText>
+              <w:instrText xml:space="preserve"> PAGEREF _Toc244010477 \h </w:instrText>
             </w:r>
             <w:r>
               <w:rPr>
@@ -3519,7 +3523,7 @@
               <w14:ligatures w14:val="standardContextual"/>
             </w:rPr>
           </w:pPr>
-          <w:hyperlink w:anchor="_Toc244008645" w:history="1">
+          <w:hyperlink w:anchor="_Toc244010478" w:history="1">
             <w:r>
               <w:rPr>
                 <w:rStyle w:val="Hyperlink"/>
@@ -3543,7 +3547,7 @@
               <w:rPr>
                 <w:noProof/>
               </w:rPr>
-              <w:instrText xml:space="preserve"> PAGEREF _Toc244008645 \h </w:instrText>
+              <w:instrText xml:space="preserve"> PAGEREF _Toc244010478 \h </w:instrText>
             </w:r>
             <w:r>
               <w:rPr>
@@ -3585,7 +3589,7 @@
               <w14:ligatures w14:val="standardContextual"/>
             </w:rPr>
           </w:pPr>
-          <w:hyperlink w:anchor="_Toc244008646" w:history="1">
+          <w:hyperlink w:anchor="_Toc244010479" w:history="1">
             <w:r>
               <w:rPr>
                 <w:rStyle w:val="Hyperlink"/>
@@ -3609,7 +3613,7 @@
               <w:rPr>
                 <w:noProof/>
               </w:rPr>
-              <w:instrText xml:space="preserve"> PAGEREF _Toc244008646 \h </w:instrText>
+              <w:instrText xml:space="preserve"> PAGEREF _Toc244010479 \h </w:instrText>
             </w:r>
             <w:r>
               <w:rPr>
@@ -3651,7 +3655,7 @@
               <w14:ligatures w14:val="standardContextual"/>
             </w:rPr>
           </w:pPr>
-          <w:hyperlink w:anchor="_Toc244008647" w:history="1">
+          <w:hyperlink w:anchor="_Toc244010480" w:history="1">
             <w:r>
               <w:rPr>
                 <w:rStyle w:val="Hyperlink"/>
@@ -3675,7 +3679,7 @@
               <w:rPr>
                 <w:noProof/>
               </w:rPr>
-              <w:instrText xml:space="preserve"> PAGEREF _Toc244008647 \h </w:instrText>
+              <w:instrText xml:space="preserve"> PAGEREF _Toc244010480 \h </w:instrText>
             </w:r>
             <w:r>
               <w:rPr>
@@ -3717,7 +3721,7 @@
               <w14:ligatures w14:val="standardContextual"/>
             </w:rPr>
           </w:pPr>
-          <w:hyperlink w:anchor="_Toc244008648" w:history="1">
+          <w:hyperlink w:anchor="_Toc244010481" w:history="1">
             <w:r>
               <w:rPr>
                 <w:rStyle w:val="Hyperlink"/>
@@ -3741,7 +3745,7 @@
               <w:rPr>
                 <w:noProof/>
               </w:rPr>
-              <w:instrText xml:space="preserve"> PAGEREF _Toc244008648 \h </w:instrText>
+              <w:instrText xml:space="preserve"> PAGEREF _Toc244010481 \h </w:instrText>
             </w:r>
             <w:r>
               <w:rPr>
@@ -3783,7 +3787,7 @@
               <w14:ligatures w14:val="standardContextual"/>
             </w:rPr>
           </w:pPr>
-          <w:hyperlink w:anchor="_Toc244008649" w:history="1">
+          <w:hyperlink w:anchor="_Toc244010482" w:history="1">
             <w:r>
               <w:rPr>
                 <w:rStyle w:val="Hyperlink"/>
@@ -3807,7 +3811,7 @@
               <w:rPr>
                 <w:noProof/>
               </w:rPr>
-              <w:instrText xml:space="preserve"> PAGEREF _Toc244008649 \h </w:instrText>
+              <w:instrText xml:space="preserve"> PAGEREF _Toc244010482 \h </w:instrText>
             </w:r>
             <w:r>
               <w:rPr>
@@ -3849,7 +3853,7 @@
               <w14:ligatures w14:val="standardContextual"/>
             </w:rPr>
           </w:pPr>
-          <w:hyperlink w:anchor="_Toc244008650" w:history="1">
+          <w:hyperlink w:anchor="_Toc244010483" w:history="1">
             <w:r>
               <w:rPr>
                 <w:rStyle w:val="Hyperlink"/>
@@ -3873,7 +3877,7 @@
               <w:rPr>
                 <w:noProof/>
               </w:rPr>
-              <w:instrText xml:space="preserve"> PAGEREF _Toc244008650 \h </w:instrText>
+              <w:instrText xml:space="preserve"> PAGEREF _Toc244010483 \h </w:instrText>
             </w:r>
             <w:r>
               <w:rPr>
@@ -3915,7 +3919,7 @@
               <w14:ligatures w14:val="standardContextual"/>
             </w:rPr>
           </w:pPr>
-          <w:hyperlink w:anchor="_Toc244008651" w:history="1">
+          <w:hyperlink w:anchor="_Toc244010484" w:history="1">
             <w:r>
               <w:rPr>
                 <w:rStyle w:val="Hyperlink"/>
@@ -3939,7 +3943,7 @@
               <w:rPr>
                 <w:noProof/>
               </w:rPr>
-              <w:instrText xml:space="preserve"> PAGEREF _Toc244008651 \h </w:instrText>
+              <w:instrText xml:space="preserve"> PAGEREF _Toc244010484 \h </w:instrText>
             </w:r>
             <w:r>
               <w:rPr>
@@ -3981,7 +3985,7 @@
               <w14:ligatures w14:val="standardContextual"/>
             </w:rPr>
           </w:pPr>
-          <w:hyperlink w:anchor="_Toc244008652" w:history="1">
+          <w:hyperlink w:anchor="_Toc244010485" w:history="1">
             <w:r>
               <w:rPr>
                 <w:rStyle w:val="Hyperlink"/>
@@ -4005,7 +4009,7 @@
               <w:rPr>
                 <w:noProof/>
               </w:rPr>
-              <w:instrText xml:space="preserve"> PAGEREF _Toc244008652 \h </w:instrText>
+              <w:instrText xml:space="preserve"> PAGEREF _Toc244010485 \h </w:instrText>
             </w:r>
             <w:r>
               <w:rPr>
@@ -4047,7 +4051,7 @@
               <w14:ligatures w14:val="standardContextual"/>
             </w:rPr>
           </w:pPr>
-          <w:hyperlink w:anchor="_Toc244008653" w:history="1">
+          <w:hyperlink w:anchor="_Toc244010486" w:history="1">
             <w:r>
               <w:rPr>
                 <w:rStyle w:val="Hyperlink"/>
@@ -4071,7 +4075,7 @@
               <w:rPr>
                 <w:noProof/>
               </w:rPr>
-              <w:instrText xml:space="preserve"> PAGEREF _Toc244008653 \h </w:instrText>
+              <w:instrText xml:space="preserve"> PAGEREF _Toc244010486 \h </w:instrText>
             </w:r>
             <w:r>
               <w:rPr>
@@ -4113,7 +4117,7 @@
               <w14:ligatures w14:val="standardContextual"/>
             </w:rPr>
           </w:pPr>
-          <w:hyperlink w:anchor="_Toc244008654" w:history="1">
+          <w:hyperlink w:anchor="_Toc244010487" w:history="1">
             <w:r>
               <w:rPr>
                 <w:rStyle w:val="Hyperlink"/>
@@ -4137,7 +4141,7 @@
               <w:rPr>
                 <w:noProof/>
               </w:rPr>
-              <w:instrText xml:space="preserve"> PAGEREF _Toc244008654 \h </w:instrText>
+              <w:instrText xml:space="preserve"> PAGEREF _Toc244010487 \h </w:instrText>
             </w:r>
             <w:r>
               <w:rPr>
@@ -4179,7 +4183,7 @@
               <w14:ligatures w14:val="standardContextual"/>
             </w:rPr>
           </w:pPr>
-          <w:hyperlink w:anchor="_Toc244008655" w:history="1">
+          <w:hyperlink w:anchor="_Toc244010488" w:history="1">
             <w:r>
               <w:rPr>
                 <w:rStyle w:val="Hyperlink"/>
@@ -4203,7 +4207,7 @@
               <w:rPr>
                 <w:noProof/>
               </w:rPr>
-              <w:instrText xml:space="preserve"> PAGEREF _Toc244008655 \h </w:instrText>
+              <w:instrText xml:space="preserve"> PAGEREF _Toc244010488 \h </w:instrText>
             </w:r>
             <w:r>
               <w:rPr>
@@ -4245,7 +4249,7 @@
               <w14:ligatures w14:val="standardContextual"/>
             </w:rPr>
           </w:pPr>
-          <w:hyperlink w:anchor="_Toc244008656" w:history="1">
+          <w:hyperlink w:anchor="_Toc244010489" w:history="1">
             <w:r>
               <w:rPr>
                 <w:rStyle w:val="Hyperlink"/>
@@ -4269,7 +4273,7 @@
               <w:rPr>
                 <w:noProof/>
               </w:rPr>
-              <w:instrText xml:space="preserve"> PAGEREF _Toc244008656 \h </w:instrText>
+              <w:instrText xml:space="preserve"> PAGEREF _Toc244010489 \h </w:instrText>
             </w:r>
             <w:r>
               <w:rPr>
@@ -4311,7 +4315,7 @@
               <w14:ligatures w14:val="standardContextual"/>
             </w:rPr>
           </w:pPr>
-          <w:hyperlink w:anchor="_Toc244008657" w:history="1">
+          <w:hyperlink w:anchor="_Toc244010490" w:history="1">
             <w:r>
               <w:rPr>
                 <w:rStyle w:val="Hyperlink"/>
@@ -4335,7 +4339,7 @@
               <w:rPr>
                 <w:noProof/>
               </w:rPr>
-              <w:instrText xml:space="preserve"> PAGEREF _Toc244008657 \h </w:instrText>
+              <w:instrText xml:space="preserve"> PAGEREF _Toc244010490 \h </w:instrText>
             </w:r>
             <w:r>
               <w:rPr>
@@ -4377,7 +4381,7 @@
               <w14:ligatures w14:val="standardContextual"/>
             </w:rPr>
           </w:pPr>
-          <w:hyperlink w:anchor="_Toc244008658" w:history="1">
+          <w:hyperlink w:anchor="_Toc244010491" w:history="1">
             <w:r>
               <w:rPr>
                 <w:rStyle w:val="Hyperlink"/>
@@ -4401,7 +4405,7 @@
               <w:rPr>
                 <w:noProof/>
               </w:rPr>
-              <w:instrText xml:space="preserve"> PAGEREF _Toc244008658 \h </w:instrText>
+              <w:instrText xml:space="preserve"> PAGEREF _Toc244010491 \h </w:instrText>
             </w:r>
             <w:r>
               <w:rPr>
@@ -4443,7 +4447,7 @@
               <w14:ligatures w14:val="standardContextual"/>
             </w:rPr>
           </w:pPr>
-          <w:hyperlink w:anchor="_Toc244008659" w:history="1">
+          <w:hyperlink w:anchor="_Toc244010492" w:history="1">
             <w:r>
               <w:rPr>
                 <w:rStyle w:val="Hyperlink"/>
@@ -4467,7 +4471,7 @@
               <w:rPr>
                 <w:noProof/>
               </w:rPr>
-              <w:instrText xml:space="preserve"> PAGEREF _Toc244008659 \h </w:instrText>
+              <w:instrText xml:space="preserve"> PAGEREF _Toc244010492 \h </w:instrText>
             </w:r>
             <w:r>
               <w:rPr>
@@ -4509,7 +4513,7 @@
               <w14:ligatures w14:val="standardContextual"/>
             </w:rPr>
           </w:pPr>
-          <w:hyperlink w:anchor="_Toc244008660" w:history="1">
+          <w:hyperlink w:anchor="_Toc244010493" w:history="1">
             <w:r>
               <w:rPr>
                 <w:rStyle w:val="Hyperlink"/>
@@ -4533,7 +4537,7 @@
               <w:rPr>
                 <w:noProof/>
               </w:rPr>
-              <w:instrText xml:space="preserve"> PAGEREF _Toc244008660 \h </w:instrText>
+              <w:instrText xml:space="preserve"> PAGEREF _Toc244010493 \h </w:instrText>
             </w:r>
             <w:r>
               <w:rPr>
@@ -4575,7 +4579,7 @@
               <w14:ligatures w14:val="standardContextual"/>
             </w:rPr>
           </w:pPr>
-          <w:hyperlink w:anchor="_Toc244008661" w:history="1">
+          <w:hyperlink w:anchor="_Toc244010494" w:history="1">
             <w:r>
               <w:rPr>
                 <w:rStyle w:val="Hyperlink"/>
@@ -4599,7 +4603,7 @@
               <w:rPr>
                 <w:noProof/>
               </w:rPr>
-              <w:instrText xml:space="preserve"> PAGEREF _Toc244008661 \h </w:instrText>
+              <w:instrText xml:space="preserve"> PAGEREF _Toc244010494 \h </w:instrText>
             </w:r>
             <w:r>
               <w:rPr>
@@ -4641,7 +4645,7 @@
               <w14:ligatures w14:val="standardContextual"/>
             </w:rPr>
           </w:pPr>
-          <w:hyperlink w:anchor="_Toc244008662" w:history="1">
+          <w:hyperlink w:anchor="_Toc244010495" w:history="1">
             <w:r>
               <w:rPr>
                 <w:rStyle w:val="Hyperlink"/>
@@ -4665,7 +4669,7 @@
               <w:rPr>
                 <w:noProof/>
               </w:rPr>
-              <w:instrText xml:space="preserve"> PAGEREF _Toc244008662 \h </w:instrText>
+              <w:instrText xml:space="preserve"> PAGEREF _Toc244010495 \h </w:instrText>
             </w:r>
             <w:r>
               <w:rPr>
@@ -4707,7 +4711,7 @@
               <w14:ligatures w14:val="standardContextual"/>
             </w:rPr>
           </w:pPr>
-          <w:hyperlink w:anchor="_Toc244008663" w:history="1">
+          <w:hyperlink w:anchor="_Toc244010496" w:history="1">
             <w:r>
               <w:rPr>
                 <w:rStyle w:val="Hyperlink"/>
@@ -4731,7 +4735,7 @@
               <w:rPr>
                 <w:noProof/>
               </w:rPr>
-              <w:instrText xml:space="preserve"> PAGEREF _Toc244008663 \h </w:instrText>
+              <w:instrText xml:space="preserve"> PAGEREF _Toc244010496 \h </w:instrText>
             </w:r>
             <w:r>
               <w:rPr>
@@ -4776,7 +4780,7 @@
         <w:keepNext/>
         <w:keepLines/>
       </w:pPr>
-      <w:bookmarkStart w:id="0" w:name="_Toc244008594"/>
+      <w:bookmarkStart w:id="0" w:name="_Toc244010427"/>
       <w:r>
         <w:t>Abstract</w:t>
       </w:r>
@@ -4936,7 +4940,7 @@
         <w:keepNext/>
         <w:keepLines/>
       </w:pPr>
-      <w:bookmarkStart w:id="1" w:name="_Toc244008595"/>
+      <w:bookmarkStart w:id="1" w:name="_Toc244010428"/>
       <w:r>
         <w:t>1. Introduction</w:t>
       </w:r>
@@ -4948,7 +4952,7 @@
         <w:keepNext/>
         <w:keepLines/>
       </w:pPr>
-      <w:bookmarkStart w:id="2" w:name="_Toc244008596"/>
+      <w:bookmarkStart w:id="2" w:name="_Toc244010429"/>
       <w:r>
         <w:t>1.1 The Recurring Pain Point</w:t>
       </w:r>
@@ -4998,6 +5002,7 @@
       </w:r>
       <w:r>
         <w:rPr>
+          <w:rFonts w:ascii="CMU Serif Bold" w:eastAsia="CMU Serif Bold" w:hAnsi="CMU Serif Bold" w:cs="CMU Serif Bold"/>
           <w:b/>
           <w:bCs/>
           <w:sz w:val="24"/>
@@ -5012,7 +5017,7 @@
         <w:keepNext/>
         <w:keepLines/>
       </w:pPr>
-      <w:bookmarkStart w:id="3" w:name="_Toc244008597"/>
+      <w:bookmarkStart w:id="3" w:name="_Toc244010430"/>
       <w:r>
         <w:t>1.2 Why This Pattern Exists</w:t>
       </w:r>
@@ -5043,6 +5048,7 @@
       </w:pPr>
       <w:r>
         <w:rPr>
+          <w:rFonts w:ascii="CMU Serif Bold" w:eastAsia="CMU Serif Bold" w:hAnsi="CMU Serif Bold" w:cs="CMU Serif Bold"/>
           <w:b/>
           <w:bCs/>
           <w:sz w:val="24"/>
@@ -5069,6 +5075,7 @@
       </w:pPr>
       <w:r>
         <w:rPr>
+          <w:rFonts w:ascii="CMU Serif Bold" w:eastAsia="CMU Serif Bold" w:hAnsi="CMU Serif Bold" w:cs="CMU Serif Bold"/>
           <w:b/>
           <w:bCs/>
           <w:sz w:val="24"/>
@@ -5095,6 +5102,7 @@
       </w:pPr>
       <w:r>
         <w:rPr>
+          <w:rFonts w:ascii="CMU Serif Bold" w:eastAsia="CMU Serif Bold" w:hAnsi="CMU Serif Bold" w:cs="CMU Serif Bold"/>
           <w:b/>
           <w:bCs/>
           <w:sz w:val="24"/>
@@ -5121,6 +5129,7 @@
       </w:pPr>
       <w:r>
         <w:rPr>
+          <w:rFonts w:ascii="CMU Serif Bold" w:eastAsia="CMU Serif Bold" w:hAnsi="CMU Serif Bold" w:cs="CMU Serif Bold"/>
           <w:b/>
           <w:bCs/>
           <w:sz w:val="24"/>
@@ -5147,6 +5156,7 @@
       </w:pPr>
       <w:r>
         <w:rPr>
+          <w:rFonts w:ascii="CMU Serif Bold" w:eastAsia="CMU Serif Bold" w:hAnsi="CMU Serif Bold" w:cs="CMU Serif Bold"/>
           <w:b/>
           <w:bCs/>
           <w:sz w:val="24"/>
@@ -5173,6 +5183,7 @@
       </w:pPr>
       <w:r>
         <w:rPr>
+          <w:rFonts w:ascii="CMU Serif Bold" w:eastAsia="CMU Serif Bold" w:hAnsi="CMU Serif Bold" w:cs="CMU Serif Bold"/>
           <w:b/>
           <w:bCs/>
           <w:sz w:val="24"/>
@@ -5237,7 +5248,7 @@
         <w:keepNext/>
         <w:keepLines/>
       </w:pPr>
-      <w:bookmarkStart w:id="4" w:name="_Toc244008598"/>
+      <w:bookmarkStart w:id="4" w:name="_Toc244010431"/>
       <w:r>
         <w:t>1.3 Provenance and Evidence</w:t>
       </w:r>
@@ -5287,7 +5298,7 @@
         <w:keepNext/>
         <w:keepLines/>
       </w:pPr>
-      <w:bookmarkStart w:id="5" w:name="_Toc244008599"/>
+      <w:bookmarkStart w:id="5" w:name="_Toc244010432"/>
       <w:r>
         <w:t>1.4 Methodology, Scope, and Disclosure</w:t>
       </w:r>
@@ -5318,6 +5329,7 @@
       </w:pPr>
       <w:r>
         <w:rPr>
+          <w:rFonts w:ascii="CMU Serif Bold" w:eastAsia="CMU Serif Bold" w:hAnsi="CMU Serif Bold" w:cs="CMU Serif Bold"/>
           <w:b/>
           <w:bCs/>
           <w:sz w:val="24"/>
@@ -5339,7 +5351,7 @@
         <w:keepNext/>
         <w:keepLines/>
       </w:pPr>
-      <w:bookmarkStart w:id="6" w:name="_Toc244008600"/>
+      <w:bookmarkStart w:id="6" w:name="_Toc244010433"/>
       <w:r>
         <w:t>1.5 Reading Guide</w:t>
       </w:r>
@@ -5358,6 +5370,7 @@
       </w:r>
       <w:r>
         <w:rPr>
+          <w:rFonts w:ascii="CMU Serif Bold" w:eastAsia="CMU Serif Bold" w:hAnsi="CMU Serif Bold" w:cs="CMU Serif Bold"/>
           <w:b/>
           <w:bCs/>
           <w:sz w:val="24"/>
@@ -5406,7 +5419,7 @@
         <w:keepNext/>
         <w:keepLines/>
       </w:pPr>
-      <w:bookmarkStart w:id="7" w:name="_Toc244008601"/>
+      <w:bookmarkStart w:id="7" w:name="_Toc244010434"/>
       <w:r>
         <w:t>2. What Slim Domain Is — and What It Is Not</w:t>
       </w:r>
@@ -5430,7 +5443,7 @@
         <w:keepNext/>
         <w:keepLines/>
       </w:pPr>
-      <w:bookmarkStart w:id="8" w:name="_Toc244008602"/>
+      <w:bookmarkStart w:id="8" w:name="_Toc244010435"/>
       <w:r>
         <w:t>2.1 What It Is</w:t>
       </w:r>
@@ -5447,6 +5460,7 @@
       </w:pPr>
       <w:r>
         <w:rPr>
+          <w:rFonts w:ascii="CMU Serif Bold" w:eastAsia="CMU Serif Bold" w:hAnsi="CMU Serif Bold" w:cs="CMU Serif Bold"/>
           <w:b/>
           <w:bCs/>
           <w:sz w:val="24"/>
@@ -5473,6 +5487,7 @@
       </w:pPr>
       <w:r>
         <w:rPr>
+          <w:rFonts w:ascii="CMU Serif Bold" w:eastAsia="CMU Serif Bold" w:hAnsi="CMU Serif Bold" w:cs="CMU Serif Bold"/>
           <w:b/>
           <w:bCs/>
           <w:sz w:val="24"/>
@@ -5499,6 +5514,7 @@
       </w:pPr>
       <w:r>
         <w:rPr>
+          <w:rFonts w:ascii="CMU Serif Bold" w:eastAsia="CMU Serif Bold" w:hAnsi="CMU Serif Bold" w:cs="CMU Serif Bold"/>
           <w:b/>
           <w:bCs/>
           <w:sz w:val="24"/>
@@ -5525,6 +5541,7 @@
       </w:pPr>
       <w:r>
         <w:rPr>
+          <w:rFonts w:ascii="CMU Serif Bold" w:eastAsia="CMU Serif Bold" w:hAnsi="CMU Serif Bold" w:cs="CMU Serif Bold"/>
           <w:b/>
           <w:bCs/>
           <w:sz w:val="24"/>
@@ -5551,6 +5568,7 @@
       </w:pPr>
       <w:r>
         <w:rPr>
+          <w:rFonts w:ascii="CMU Serif Bold" w:eastAsia="CMU Serif Bold" w:hAnsi="CMU Serif Bold" w:cs="CMU Serif Bold"/>
           <w:b/>
           <w:bCs/>
           <w:sz w:val="24"/>
@@ -5572,7 +5590,7 @@
         <w:keepNext/>
         <w:keepLines/>
       </w:pPr>
-      <w:bookmarkStart w:id="9" w:name="_Toc244008603"/>
+      <w:bookmarkStart w:id="9" w:name="_Toc244010436"/>
       <w:r>
         <w:t>2.2 What It Is Not</w:t>
       </w:r>
@@ -5589,6 +5607,7 @@
       </w:pPr>
       <w:r>
         <w:rPr>
+          <w:rFonts w:ascii="CMU Serif Bold" w:eastAsia="CMU Serif Bold" w:hAnsi="CMU Serif Bold" w:cs="CMU Serif Bold"/>
           <w:b/>
           <w:bCs/>
           <w:sz w:val="24"/>
@@ -5615,6 +5634,7 @@
       </w:pPr>
       <w:r>
         <w:rPr>
+          <w:rFonts w:ascii="CMU Serif Bold" w:eastAsia="CMU Serif Bold" w:hAnsi="CMU Serif Bold" w:cs="CMU Serif Bold"/>
           <w:b/>
           <w:bCs/>
           <w:sz w:val="24"/>
@@ -5641,6 +5661,7 @@
       </w:pPr>
       <w:r>
         <w:rPr>
+          <w:rFonts w:ascii="CMU Serif Bold" w:eastAsia="CMU Serif Bold" w:hAnsi="CMU Serif Bold" w:cs="CMU Serif Bold"/>
           <w:b/>
           <w:bCs/>
           <w:sz w:val="24"/>
@@ -5667,6 +5688,7 @@
       </w:pPr>
       <w:r>
         <w:rPr>
+          <w:rFonts w:ascii="CMU Serif Bold" w:eastAsia="CMU Serif Bold" w:hAnsi="CMU Serif Bold" w:cs="CMU Serif Bold"/>
           <w:b/>
           <w:bCs/>
           <w:sz w:val="24"/>
@@ -5693,6 +5715,7 @@
       </w:pPr>
       <w:r>
         <w:rPr>
+          <w:rFonts w:ascii="CMU Serif Bold" w:eastAsia="CMU Serif Bold" w:hAnsi="CMU Serif Bold" w:cs="CMU Serif Bold"/>
           <w:b/>
           <w:bCs/>
           <w:sz w:val="24"/>
@@ -5719,6 +5742,7 @@
       </w:pPr>
       <w:r>
         <w:rPr>
+          <w:rFonts w:ascii="CMU Serif Bold" w:eastAsia="CMU Serif Bold" w:hAnsi="CMU Serif Bold" w:cs="CMU Serif Bold"/>
           <w:b/>
           <w:bCs/>
           <w:sz w:val="24"/>
@@ -5745,6 +5769,7 @@
       </w:pPr>
       <w:r>
         <w:rPr>
+          <w:rFonts w:ascii="CMU Serif Bold" w:eastAsia="CMU Serif Bold" w:hAnsi="CMU Serif Bold" w:cs="CMU Serif Bold"/>
           <w:b/>
           <w:bCs/>
           <w:sz w:val="24"/>
@@ -5766,7 +5791,7 @@
         <w:keepNext/>
         <w:keepLines/>
       </w:pPr>
-      <w:bookmarkStart w:id="10" w:name="_Toc244008604"/>
+      <w:bookmarkStart w:id="10" w:name="_Toc244010437"/>
       <w:r>
         <w:t>2.3 Boundaries, Seams, and the Legitimate DTO</w:t>
       </w:r>
@@ -5878,6 +5903,7 @@
       </w:pPr>
       <w:r>
         <w:rPr>
+          <w:rFonts w:ascii="CMU Serif Bold" w:eastAsia="CMU Serif Bold" w:hAnsi="CMU Serif Bold" w:cs="CMU Serif Bold"/>
           <w:b/>
           <w:bCs/>
           <w:sz w:val="24"/>
@@ -5904,6 +5930,7 @@
       </w:pPr>
       <w:r>
         <w:rPr>
+          <w:rFonts w:ascii="CMU Serif Bold" w:eastAsia="CMU Serif Bold" w:hAnsi="CMU Serif Bold" w:cs="CMU Serif Bold"/>
           <w:b/>
           <w:bCs/>
           <w:sz w:val="24"/>
@@ -5930,6 +5957,7 @@
       </w:pPr>
       <w:r>
         <w:rPr>
+          <w:rFonts w:ascii="CMU Serif Bold" w:eastAsia="CMU Serif Bold" w:hAnsi="CMU Serif Bold" w:cs="CMU Serif Bold"/>
           <w:b/>
           <w:bCs/>
           <w:sz w:val="24"/>
@@ -5956,6 +5984,7 @@
       </w:pPr>
       <w:r>
         <w:rPr>
+          <w:rFonts w:ascii="CMU Serif Bold" w:eastAsia="CMU Serif Bold" w:hAnsi="CMU Serif Bold" w:cs="CMU Serif Bold"/>
           <w:b/>
           <w:bCs/>
           <w:sz w:val="24"/>
@@ -5982,6 +6011,7 @@
       </w:pPr>
       <w:r>
         <w:rPr>
+          <w:rFonts w:ascii="CMU Serif Bold" w:eastAsia="CMU Serif Bold" w:hAnsi="CMU Serif Bold" w:cs="CMU Serif Bold"/>
           <w:b/>
           <w:bCs/>
           <w:sz w:val="24"/>
@@ -6008,6 +6038,7 @@
       </w:pPr>
       <w:r>
         <w:rPr>
+          <w:rFonts w:ascii="CMU Serif Bold" w:eastAsia="CMU Serif Bold" w:hAnsi="CMU Serif Bold" w:cs="CMU Serif Bold"/>
           <w:b/>
           <w:bCs/>
           <w:sz w:val="24"/>
@@ -6034,6 +6065,7 @@
       </w:pPr>
       <w:r>
         <w:rPr>
+          <w:rFonts w:ascii="CMU Serif Bold" w:eastAsia="CMU Serif Bold" w:hAnsi="CMU Serif Bold" w:cs="CMU Serif Bold"/>
           <w:b/>
           <w:bCs/>
           <w:sz w:val="24"/>
@@ -6091,7 +6123,7 @@
           <w:noProof/>
         </w:rPr>
         <w:drawing>
-          <wp:inline distT="0" distB="0" distL="0" distR="0" wp14:anchorId="43A17CF7" wp14:editId="2543E84C">
+          <wp:inline distT="0" distB="0" distL="0" distR="0" wp14:anchorId="3DE5ECFD" wp14:editId="38C16D2B">
             <wp:extent cx="5715000" cy="3629025"/>
             <wp:effectExtent l="0" t="0" r="0" b="0"/>
             <wp:docPr id="1" name="Decision flow for when a DTO is warranted" descr="Decision flow for when a DTO is warranted" title="Decision flow for when a DTO is warranted"/>
@@ -7778,7 +7810,7 @@
         <w:keepNext/>
         <w:keepLines/>
       </w:pPr>
-      <w:bookmarkStart w:id="11" w:name="_Toc244008605"/>
+      <w:bookmarkStart w:id="11" w:name="_Toc244010438"/>
       <w:r>
         <w:t>2.4 Where It Fits: Compatible Architectures</w:t>
       </w:r>
@@ -7807,10 +7839,10 @@
           <w:noProof/>
         </w:rPr>
         <w:drawing>
-          <wp:inline distT="0" distB="0" distL="0" distR="0" wp14:anchorId="393379E9" wp14:editId="06D8B25F">
+          <wp:inline distT="0" distB="0" distL="0" distR="0" wp14:anchorId="6F85DA7E" wp14:editId="7D1C05BC">
             <wp:extent cx="5715000" cy="4505325"/>
             <wp:effectExtent l="0" t="0" r="0" b="0"/>
-            <wp:docPr id="600707542" name="Slim Domain embedded in four application architectures" descr="Slim Domain embedded in four application architectures" title="Slim Domain embedded in four application architectures"/>
+            <wp:docPr id="972119986" name="Slim Domain embedded in four application architectures" descr="Slim Domain embedded in four application architectures" title="Slim Domain embedded in four application architectures"/>
             <wp:cNvGraphicFramePr>
               <a:graphicFrameLocks xmlns:a="http://schemas.openxmlformats.org/drawingml/2006/main" noChangeAspect="1"/>
             </wp:cNvGraphicFramePr>
@@ -7874,6 +7906,7 @@
       </w:pPr>
       <w:r>
         <w:rPr>
+          <w:rFonts w:ascii="CMU Serif Bold" w:eastAsia="CMU Serif Bold" w:hAnsi="CMU Serif Bold" w:cs="CMU Serif Bold"/>
           <w:b/>
           <w:bCs/>
           <w:sz w:val="24"/>
@@ -7900,6 +7933,7 @@
       </w:pPr>
       <w:r>
         <w:rPr>
+          <w:rFonts w:ascii="CMU Serif Bold" w:eastAsia="CMU Serif Bold" w:hAnsi="CMU Serif Bold" w:cs="CMU Serif Bold"/>
           <w:b/>
           <w:bCs/>
           <w:sz w:val="24"/>
@@ -7926,6 +7960,7 @@
       </w:pPr>
       <w:r>
         <w:rPr>
+          <w:rFonts w:ascii="CMU Serif Bold" w:eastAsia="CMU Serif Bold" w:hAnsi="CMU Serif Bold" w:cs="CMU Serif Bold"/>
           <w:b/>
           <w:bCs/>
           <w:sz w:val="24"/>
@@ -7952,6 +7987,7 @@
       </w:pPr>
       <w:r>
         <w:rPr>
+          <w:rFonts w:ascii="CMU Serif Bold" w:eastAsia="CMU Serif Bold" w:hAnsi="CMU Serif Bold" w:cs="CMU Serif Bold"/>
           <w:b/>
           <w:bCs/>
           <w:sz w:val="24"/>
@@ -7985,7 +8021,7 @@
         <w:keepNext/>
         <w:keepLines/>
       </w:pPr>
-      <w:bookmarkStart w:id="12" w:name="_Toc244008606"/>
+      <w:bookmarkStart w:id="12" w:name="_Toc244010439"/>
       <w:r>
         <w:t>2.5 Where Friction Arises</w:t>
       </w:r>
@@ -8014,10 +8050,10 @@
           <w:noProof/>
         </w:rPr>
         <w:drawing>
-          <wp:inline distT="0" distB="0" distL="0" distR="0" wp14:anchorId="423F8801" wp14:editId="1A516F9F">
+          <wp:inline distT="0" distB="0" distL="0" distR="0" wp14:anchorId="37150824" wp14:editId="3CE616E2">
             <wp:extent cx="5715000" cy="3514725"/>
             <wp:effectExtent l="0" t="0" r="0" b="0"/>
-            <wp:docPr id="244122216" name="Natural fit versus friction, with reasons" descr="Natural fit versus friction, with reasons" title="Natural fit versus friction, with reasons"/>
+            <wp:docPr id="274212996" name="Natural fit versus friction, with reasons" descr="Natural fit versus friction, with reasons" title="Natural fit versus friction, with reasons"/>
             <wp:cNvGraphicFramePr>
               <a:graphicFrameLocks xmlns:a="http://schemas.openxmlformats.org/drawingml/2006/main" noChangeAspect="1"/>
             </wp:cNvGraphicFramePr>
@@ -8114,7 +8150,7 @@
         <w:keepNext/>
         <w:keepLines/>
       </w:pPr>
-      <w:bookmarkStart w:id="13" w:name="_Toc244008607"/>
+      <w:bookmarkStart w:id="13" w:name="_Toc244010440"/>
       <w:r>
         <w:t>2.6 Adoption Paths: The Habit, Not the Library</w:t>
       </w:r>
@@ -8143,10 +8179,10 @@
           <w:noProof/>
         </w:rPr>
         <w:drawing>
-          <wp:inline distT="0" distB="0" distL="0" distR="0" wp14:anchorId="4133F7C2" wp14:editId="01B4B4E2">
+          <wp:inline distT="0" distB="0" distL="0" distR="0" wp14:anchorId="6208B2B8" wp14:editId="02BD15CA">
             <wp:extent cx="5715000" cy="3295650"/>
             <wp:effectExtent l="0" t="0" r="0" b="0"/>
-            <wp:docPr id="1507033328" name="Three mechanisms producing one flattened use-case shape" descr="Three mechanisms producing one flattened use-case shape" title="Three mechanisms producing one flattened use-case shape"/>
+            <wp:docPr id="2093302130" name="Three mechanisms producing one flattened use-case shape" descr="Three mechanisms producing one flattened use-case shape" title="Three mechanisms producing one flattened use-case shape"/>
             <wp:cNvGraphicFramePr>
               <a:graphicFrameLocks xmlns:a="http://schemas.openxmlformats.org/drawingml/2006/main" noChangeAspect="1"/>
             </wp:cNvGraphicFramePr>
@@ -8205,6 +8241,7 @@
       </w:pPr>
       <w:r>
         <w:rPr>
+          <w:rFonts w:ascii="CMU Serif Bold" w:eastAsia="CMU Serif Bold" w:hAnsi="CMU Serif Bold" w:cs="CMU Serif Bold"/>
           <w:b/>
           <w:bCs/>
           <w:sz w:val="24"/>
@@ -8226,6 +8263,7 @@
       </w:pPr>
       <w:r>
         <w:rPr>
+          <w:rFonts w:ascii="CMU Serif Bold" w:eastAsia="CMU Serif Bold" w:hAnsi="CMU Serif Bold" w:cs="CMU Serif Bold"/>
           <w:b/>
           <w:bCs/>
           <w:sz w:val="24"/>
@@ -8254,6 +8292,7 @@
       </w:pPr>
       <w:r>
         <w:rPr>
+          <w:rFonts w:ascii="CMU Serif Bold" w:eastAsia="CMU Serif Bold" w:hAnsi="CMU Serif Bold" w:cs="CMU Serif Bold"/>
           <w:b/>
           <w:bCs/>
           <w:sz w:val="24"/>
@@ -8287,7 +8326,7 @@
         <w:keepNext/>
         <w:keepLines/>
       </w:pPr>
-      <w:bookmarkStart w:id="14" w:name="_Toc244008608"/>
+      <w:bookmarkStart w:id="14" w:name="_Toc244010441"/>
       <w:r>
         <w:t>2.7 Why Try It</w:t>
       </w:r>
@@ -8345,7 +8384,7 @@
         <w:keepNext/>
         <w:keepLines/>
       </w:pPr>
-      <w:bookmarkStart w:id="15" w:name="_Toc244008609"/>
+      <w:bookmarkStart w:id="15" w:name="_Toc244010442"/>
       <w:r>
         <w:t>3. The Problems This Pattern Was Designed to Solve</w:t>
       </w:r>
@@ -8357,7 +8396,7 @@
         <w:keepNext/>
         <w:keepLines/>
       </w:pPr>
-      <w:bookmarkStart w:id="16" w:name="_Toc244008610"/>
+      <w:bookmarkStart w:id="16" w:name="_Toc244010443"/>
       <w:r>
         <w:t>3.1 Onboarding Speed and Reduced Learning Curve</w:t>
       </w:r>
@@ -8586,7 +8625,7 @@
         <w:keepNext/>
         <w:keepLines/>
       </w:pPr>
-      <w:bookmarkStart w:id="17" w:name="_Toc244008611"/>
+      <w:bookmarkStart w:id="17" w:name="_Toc244010444"/>
       <w:r>
         <w:t>3.2 Reducing Bug Injection Across Experience Levels</w:t>
       </w:r>
@@ -8656,7 +8695,7 @@
         <w:keepNext/>
         <w:keepLines/>
       </w:pPr>
-      <w:bookmarkStart w:id="18" w:name="_Toc244008612"/>
+      <w:bookmarkStart w:id="18" w:name="_Toc244010445"/>
       <w:r>
         <w:t>3.3 High-Security and Regulated Environments</w:t>
       </w:r>
@@ -8811,7 +8850,7 @@
         <w:keepNext/>
         <w:keepLines/>
       </w:pPr>
-      <w:bookmarkStart w:id="19" w:name="_Toc244008613"/>
+      <w:bookmarkStart w:id="19" w:name="_Toc244010446"/>
       <w:r>
         <w:t>3.4 Technical Debt as the Unifying Lens</w:t>
       </w:r>
@@ -8851,7 +8890,7 @@
           <w:left w:w="10" w:type="dxa"/>
           <w:right w:w="10" w:type="dxa"/>
         </w:tblCellMar>
-        <w:tblLook w:val="0000" w:firstRow="0" w:lastRow="0" w:firstColumn="0" w:lastColumn="0" w:noHBand="0" w:noVBand="0"/>
+        <w:tblLook w:val="04A0" w:firstRow="1" w:lastRow="0" w:firstColumn="1" w:lastColumn="0" w:noHBand="0" w:noVBand="1"/>
       </w:tblPr>
       <w:tblGrid>
         <w:gridCol w:w="2000"/>
@@ -8890,6 +8929,7 @@
           <w:p>
             <w:r>
               <w:rPr>
+                <w:rFonts w:ascii="CMU Serif Bold" w:eastAsia="CMU Serif Bold" w:hAnsi="CMU Serif Bold" w:cs="CMU Serif Bold"/>
                 <w:b/>
                 <w:bCs/>
                 <w:sz w:val="17"/>
@@ -8919,6 +8959,7 @@
           <w:p>
             <w:r>
               <w:rPr>
+                <w:rFonts w:ascii="CMU Serif Bold" w:eastAsia="CMU Serif Bold" w:hAnsi="CMU Serif Bold" w:cs="CMU Serif Bold"/>
                 <w:b/>
                 <w:bCs/>
                 <w:sz w:val="17"/>
@@ -8948,6 +8989,7 @@
           <w:p>
             <w:r>
               <w:rPr>
+                <w:rFonts w:ascii="CMU Serif Bold" w:eastAsia="CMU Serif Bold" w:hAnsi="CMU Serif Bold" w:cs="CMU Serif Bold"/>
                 <w:b/>
                 <w:bCs/>
                 <w:sz w:val="17"/>
@@ -8977,6 +9019,7 @@
           <w:p>
             <w:r>
               <w:rPr>
+                <w:rFonts w:ascii="CMU Serif Bold" w:eastAsia="CMU Serif Bold" w:hAnsi="CMU Serif Bold" w:cs="CMU Serif Bold"/>
                 <w:b/>
                 <w:bCs/>
                 <w:sz w:val="17"/>
@@ -9016,6 +9059,7 @@
           <w:p>
             <w:r>
               <w:rPr>
+                <w:rFonts w:ascii="CMU Serif Bold" w:eastAsia="CMU Serif Bold" w:hAnsi="CMU Serif Bold" w:cs="CMU Serif Bold"/>
                 <w:b/>
                 <w:bCs/>
                 <w:sz w:val="17"/>
@@ -9133,6 +9177,7 @@
           <w:p>
             <w:r>
               <w:rPr>
+                <w:rFonts w:ascii="CMU Serif Bold" w:eastAsia="CMU Serif Bold" w:hAnsi="CMU Serif Bold" w:cs="CMU Serif Bold"/>
                 <w:b/>
                 <w:bCs/>
                 <w:sz w:val="17"/>
@@ -9250,6 +9295,7 @@
           <w:p>
             <w:r>
               <w:rPr>
+                <w:rFonts w:ascii="CMU Serif Bold" w:eastAsia="CMU Serif Bold" w:hAnsi="CMU Serif Bold" w:cs="CMU Serif Bold"/>
                 <w:b/>
                 <w:bCs/>
                 <w:sz w:val="17"/>
@@ -9367,6 +9413,7 @@
           <w:p>
             <w:r>
               <w:rPr>
+                <w:rFonts w:ascii="CMU Serif Bold" w:eastAsia="CMU Serif Bold" w:hAnsi="CMU Serif Bold" w:cs="CMU Serif Bold"/>
                 <w:b/>
                 <w:bCs/>
                 <w:sz w:val="17"/>
@@ -9484,6 +9531,7 @@
           <w:p>
             <w:r>
               <w:rPr>
+                <w:rFonts w:ascii="CMU Serif Bold" w:eastAsia="CMU Serif Bold" w:hAnsi="CMU Serif Bold" w:cs="CMU Serif Bold"/>
                 <w:b/>
                 <w:bCs/>
                 <w:sz w:val="17"/>
@@ -9654,7 +9702,7 @@
         <w:keepNext/>
         <w:keepLines/>
       </w:pPr>
-      <w:bookmarkStart w:id="20" w:name="_Toc244008614"/>
+      <w:bookmarkStart w:id="20" w:name="_Toc244010447"/>
       <w:r>
         <w:t>4. Core Principles of Slim Domain</w:t>
       </w:r>
@@ -9683,10 +9731,10 @@
           <w:noProof/>
         </w:rPr>
         <w:drawing>
-          <wp:inline distT="0" distB="0" distL="0" distR="0" wp14:anchorId="0C8BE8B1" wp14:editId="6E6A96AE">
+          <wp:inline distT="0" distB="0" distL="0" distR="0" wp14:anchorId="2AF98ACD" wp14:editId="424E9897">
             <wp:extent cx="5715000" cy="3971925"/>
             <wp:effectExtent l="0" t="0" r="0" b="0"/>
-            <wp:docPr id="5898981" name="Slim Domain layer and dependency diagram" descr="Slim Domain layer and dependency diagram" title="Slim Domain layer and dependency diagram"/>
+            <wp:docPr id="326977316" name="Slim Domain layer and dependency diagram" descr="Slim Domain layer and dependency diagram" title="Slim Domain layer and dependency diagram"/>
             <wp:cNvGraphicFramePr>
               <a:graphicFrameLocks xmlns:a="http://schemas.openxmlformats.org/drawingml/2006/main" noChangeAspect="1"/>
             </wp:cNvGraphicFramePr>
@@ -9745,7 +9793,7 @@
         <w:keepNext/>
         <w:keepLines/>
       </w:pPr>
-      <w:bookmarkStart w:id="21" w:name="_Toc244008615"/>
+      <w:bookmarkStart w:id="21" w:name="_Toc244010448"/>
       <w:r>
         <w:t>4.1 Slim Entities as Pure Data Contracts</w:t>
       </w:r>
@@ -11733,7 +11781,7 @@
         <w:keepNext/>
         <w:keepLines/>
       </w:pPr>
-      <w:bookmarkStart w:id="22" w:name="_Toc244008616"/>
+      <w:bookmarkStart w:id="22" w:name="_Toc244010449"/>
       <w:r>
         <w:t>4.2 Enriched Business Objects via Inheritance or Composition</w:t>
       </w:r>
@@ -14949,6 +14997,7 @@
       </w:pPr>
       <w:r>
         <w:rPr>
+          <w:rFonts w:ascii="CMU Serif Bold" w:eastAsia="CMU Serif Bold" w:hAnsi="CMU Serif Bold" w:cs="CMU Serif Bold"/>
           <w:b/>
           <w:bCs/>
           <w:sz w:val="24"/>
@@ -15017,7 +15066,7 @@
         <w:keepNext/>
         <w:keepLines/>
       </w:pPr>
-      <w:bookmarkStart w:id="23" w:name="_Toc244008617"/>
+      <w:bookmarkStart w:id="23" w:name="_Toc244010450"/>
       <w:r>
         <w:t>4.3 Service-Gated Persistence</w:t>
       </w:r>
@@ -17861,7 +17910,7 @@
         <w:keepNext/>
         <w:keepLines/>
       </w:pPr>
-      <w:bookmarkStart w:id="24" w:name="_Toc244008618"/>
+      <w:bookmarkStart w:id="24" w:name="_Toc244010451"/>
       <w:r>
         <w:t>4.4 Use-Case-Shaped Reads, and the Attribute Road’s Write Convenience</w:t>
       </w:r>
@@ -19716,7 +19765,7 @@
         <w:keepNext/>
         <w:keepLines/>
       </w:pPr>
-      <w:bookmarkStart w:id="25" w:name="_Toc244008619"/>
+      <w:bookmarkStart w:id="25" w:name="_Toc244010452"/>
       <w:r>
         <w:t>4.5 How the Principles Map to SOLID</w:t>
       </w:r>
@@ -19745,6 +19794,7 @@
       </w:pPr>
       <w:r>
         <w:rPr>
+          <w:rFonts w:ascii="CMU Serif Bold" w:eastAsia="CMU Serif Bold" w:hAnsi="CMU Serif Bold" w:cs="CMU Serif Bold"/>
           <w:b/>
           <w:bCs/>
           <w:sz w:val="24"/>
@@ -19771,6 +19821,7 @@
       </w:pPr>
       <w:r>
         <w:rPr>
+          <w:rFonts w:ascii="CMU Serif Bold" w:eastAsia="CMU Serif Bold" w:hAnsi="CMU Serif Bold" w:cs="CMU Serif Bold"/>
           <w:b/>
           <w:bCs/>
           <w:sz w:val="24"/>
@@ -19797,6 +19848,7 @@
       </w:pPr>
       <w:r>
         <w:rPr>
+          <w:rFonts w:ascii="CMU Serif Bold" w:eastAsia="CMU Serif Bold" w:hAnsi="CMU Serif Bold" w:cs="CMU Serif Bold"/>
           <w:b/>
           <w:bCs/>
           <w:sz w:val="24"/>
@@ -19830,6 +19882,7 @@
       </w:pPr>
       <w:r>
         <w:rPr>
+          <w:rFonts w:ascii="CMU Serif Bold" w:eastAsia="CMU Serif Bold" w:hAnsi="CMU Serif Bold" w:cs="CMU Serif Bold"/>
           <w:b/>
           <w:bCs/>
           <w:sz w:val="24"/>
@@ -19856,6 +19909,7 @@
       </w:pPr>
       <w:r>
         <w:rPr>
+          <w:rFonts w:ascii="CMU Serif Bold" w:eastAsia="CMU Serif Bold" w:hAnsi="CMU Serif Bold" w:cs="CMU Serif Bold"/>
           <w:b/>
           <w:bCs/>
           <w:sz w:val="24"/>
@@ -19877,7 +19931,7 @@
         <w:keepNext/>
         <w:keepLines/>
       </w:pPr>
-      <w:bookmarkStart w:id="26" w:name="_Toc244008620"/>
+      <w:bookmarkStart w:id="26" w:name="_Toc244010453"/>
       <w:r>
         <w:t>4.6 The Generator Contract</w:t>
       </w:r>
@@ -19906,6 +19960,7 @@
       </w:pPr>
       <w:r>
         <w:rPr>
+          <w:rFonts w:ascii="CMU Serif Bold" w:eastAsia="CMU Serif Bold" w:hAnsi="CMU Serif Bold" w:cs="CMU Serif Bold"/>
           <w:b/>
           <w:bCs/>
           <w:sz w:val="24"/>
@@ -19932,6 +19987,7 @@
       </w:pPr>
       <w:r>
         <w:rPr>
+          <w:rFonts w:ascii="CMU Serif Bold" w:eastAsia="CMU Serif Bold" w:hAnsi="CMU Serif Bold" w:cs="CMU Serif Bold"/>
           <w:b/>
           <w:bCs/>
           <w:sz w:val="24"/>
@@ -19958,6 +20014,7 @@
       </w:pPr>
       <w:r>
         <w:rPr>
+          <w:rFonts w:ascii="CMU Serif Bold" w:eastAsia="CMU Serif Bold" w:hAnsi="CMU Serif Bold" w:cs="CMU Serif Bold"/>
           <w:b/>
           <w:bCs/>
           <w:sz w:val="24"/>
@@ -19984,6 +20041,7 @@
       </w:pPr>
       <w:r>
         <w:rPr>
+          <w:rFonts w:ascii="CMU Serif Bold" w:eastAsia="CMU Serif Bold" w:hAnsi="CMU Serif Bold" w:cs="CMU Serif Bold"/>
           <w:b/>
           <w:bCs/>
           <w:sz w:val="24"/>
@@ -20010,6 +20068,7 @@
       </w:pPr>
       <w:r>
         <w:rPr>
+          <w:rFonts w:ascii="CMU Serif Bold" w:eastAsia="CMU Serif Bold" w:hAnsi="CMU Serif Bold" w:cs="CMU Serif Bold"/>
           <w:b/>
           <w:bCs/>
           <w:sz w:val="24"/>
@@ -20036,6 +20095,7 @@
       </w:pPr>
       <w:r>
         <w:rPr>
+          <w:rFonts w:ascii="CMU Serif Bold" w:eastAsia="CMU Serif Bold" w:hAnsi="CMU Serif Bold" w:cs="CMU Serif Bold"/>
           <w:b/>
           <w:bCs/>
           <w:sz w:val="24"/>
@@ -20077,7 +20137,7 @@
         <w:keepNext/>
         <w:keepLines/>
       </w:pPr>
-      <w:bookmarkStart w:id="27" w:name="_Toc244008621"/>
+      <w:bookmarkStart w:id="27" w:name="_Toc244010454"/>
       <w:r>
         <w:t>5. Micro-ORMs vs. Monolithic ORMs — A Strong Recommendation</w:t>
       </w:r>
@@ -20101,7 +20161,7 @@
         <w:keepNext/>
         <w:keepLines/>
       </w:pPr>
-      <w:bookmarkStart w:id="28" w:name="_Toc244008622"/>
+      <w:bookmarkStart w:id="28" w:name="_Toc244010455"/>
       <w:r>
         <w:t>5.1 Why Micro-ORMs Align with Slim Domain’s Goals</w:t>
       </w:r>
@@ -20222,7 +20282,7 @@
         <w:keepNext/>
         <w:keepLines/>
       </w:pPr>
-      <w:bookmarkStart w:id="29" w:name="_Toc244008623"/>
+      <w:bookmarkStart w:id="29" w:name="_Toc244010456"/>
       <w:r>
         <w:t>5.2 The Candidates</w:t>
       </w:r>
@@ -20239,6 +20299,7 @@
       </w:pPr>
       <w:r>
         <w:rPr>
+          <w:rFonts w:ascii="CMU Serif Bold" w:eastAsia="CMU Serif Bold" w:hAnsi="CMU Serif Bold" w:cs="CMU Serif Bold"/>
           <w:b/>
           <w:bCs/>
           <w:sz w:val="24"/>
@@ -20265,6 +20326,7 @@
       </w:pPr>
       <w:r>
         <w:rPr>
+          <w:rFonts w:ascii="CMU Serif Bold" w:eastAsia="CMU Serif Bold" w:hAnsi="CMU Serif Bold" w:cs="CMU Serif Bold"/>
           <w:b/>
           <w:bCs/>
           <w:sz w:val="24"/>
@@ -20291,6 +20353,7 @@
       </w:pPr>
       <w:r>
         <w:rPr>
+          <w:rFonts w:ascii="CMU Serif Bold" w:eastAsia="CMU Serif Bold" w:hAnsi="CMU Serif Bold" w:cs="CMU Serif Bold"/>
           <w:b/>
           <w:bCs/>
           <w:sz w:val="24"/>
@@ -20317,6 +20380,7 @@
       </w:pPr>
       <w:r>
         <w:rPr>
+          <w:rFonts w:ascii="CMU Serif Bold" w:eastAsia="CMU Serif Bold" w:hAnsi="CMU Serif Bold" w:cs="CMU Serif Bold"/>
           <w:b/>
           <w:bCs/>
           <w:sz w:val="24"/>
@@ -20343,6 +20407,7 @@
       </w:pPr>
       <w:r>
         <w:rPr>
+          <w:rFonts w:ascii="CMU Serif Bold" w:eastAsia="CMU Serif Bold" w:hAnsi="CMU Serif Bold" w:cs="CMU Serif Bold"/>
           <w:b/>
           <w:bCs/>
           <w:sz w:val="24"/>
@@ -20369,6 +20434,7 @@
       </w:pPr>
       <w:r>
         <w:rPr>
+          <w:rFonts w:ascii="CMU Serif Bold" w:eastAsia="CMU Serif Bold" w:hAnsi="CMU Serif Bold" w:cs="CMU Serif Bold"/>
           <w:b/>
           <w:bCs/>
           <w:sz w:val="24"/>
@@ -20395,6 +20461,7 @@
       </w:pPr>
       <w:r>
         <w:rPr>
+          <w:rFonts w:ascii="CMU Serif Bold" w:eastAsia="CMU Serif Bold" w:hAnsi="CMU Serif Bold" w:cs="CMU Serif Bold"/>
           <w:b/>
           <w:bCs/>
           <w:sz w:val="24"/>
@@ -20416,7 +20483,7 @@
         <w:keepNext/>
         <w:keepLines/>
       </w:pPr>
-      <w:bookmarkStart w:id="30" w:name="_Toc244008624"/>
+      <w:bookmarkStart w:id="30" w:name="_Toc244010457"/>
       <w:r>
         <w:t>5.3 Feature Comparison Matrix</w:t>
       </w:r>
@@ -20449,7 +20516,7 @@
           <w:left w:w="10" w:type="dxa"/>
           <w:right w:w="10" w:type="dxa"/>
         </w:tblCellMar>
-        <w:tblLook w:val="0000" w:firstRow="0" w:lastRow="0" w:firstColumn="0" w:lastColumn="0" w:noHBand="0" w:noVBand="0"/>
+        <w:tblLook w:val="04A0" w:firstRow="1" w:lastRow="0" w:firstColumn="1" w:lastColumn="0" w:noHBand="0" w:noVBand="1"/>
       </w:tblPr>
       <w:tblGrid>
         <w:gridCol w:w="1880"/>
@@ -20492,6 +20559,7 @@
           <w:p>
             <w:r>
               <w:rPr>
+                <w:rFonts w:ascii="CMU Serif Bold" w:eastAsia="CMU Serif Bold" w:hAnsi="CMU Serif Bold" w:cs="CMU Serif Bold"/>
                 <w:b/>
                 <w:bCs/>
                 <w:sz w:val="15"/>
@@ -20521,6 +20589,7 @@
           <w:p>
             <w:r>
               <w:rPr>
+                <w:rFonts w:ascii="CMU Serif Bold" w:eastAsia="CMU Serif Bold" w:hAnsi="CMU Serif Bold" w:cs="CMU Serif Bold"/>
                 <w:b/>
                 <w:bCs/>
                 <w:sz w:val="15"/>
@@ -20550,6 +20619,7 @@
           <w:p>
             <w:r>
               <w:rPr>
+                <w:rFonts w:ascii="CMU Serif Bold" w:eastAsia="CMU Serif Bold" w:hAnsi="CMU Serif Bold" w:cs="CMU Serif Bold"/>
                 <w:b/>
                 <w:bCs/>
                 <w:sz w:val="15"/>
@@ -20579,6 +20649,7 @@
           <w:p>
             <w:r>
               <w:rPr>
+                <w:rFonts w:ascii="CMU Serif Bold" w:eastAsia="CMU Serif Bold" w:hAnsi="CMU Serif Bold" w:cs="CMU Serif Bold"/>
                 <w:b/>
                 <w:bCs/>
                 <w:sz w:val="15"/>
@@ -20608,6 +20679,7 @@
           <w:p>
             <w:r>
               <w:rPr>
+                <w:rFonts w:ascii="CMU Serif Bold" w:eastAsia="CMU Serif Bold" w:hAnsi="CMU Serif Bold" w:cs="CMU Serif Bold"/>
                 <w:b/>
                 <w:bCs/>
                 <w:sz w:val="15"/>
@@ -20637,6 +20709,7 @@
           <w:p>
             <w:r>
               <w:rPr>
+                <w:rFonts w:ascii="CMU Serif Bold" w:eastAsia="CMU Serif Bold" w:hAnsi="CMU Serif Bold" w:cs="CMU Serif Bold"/>
                 <w:b/>
                 <w:bCs/>
                 <w:sz w:val="15"/>
@@ -20666,6 +20739,7 @@
           <w:p>
             <w:r>
               <w:rPr>
+                <w:rFonts w:ascii="CMU Serif Bold" w:eastAsia="CMU Serif Bold" w:hAnsi="CMU Serif Bold" w:cs="CMU Serif Bold"/>
                 <w:b/>
                 <w:bCs/>
                 <w:sz w:val="15"/>
@@ -20695,6 +20769,7 @@
           <w:p>
             <w:r>
               <w:rPr>
+                <w:rFonts w:ascii="CMU Serif Bold" w:eastAsia="CMU Serif Bold" w:hAnsi="CMU Serif Bold" w:cs="CMU Serif Bold"/>
                 <w:b/>
                 <w:bCs/>
                 <w:sz w:val="15"/>
@@ -20734,6 +20809,7 @@
           <w:p>
             <w:r>
               <w:rPr>
+                <w:rFonts w:ascii="CMU Serif Bold" w:eastAsia="CMU Serif Bold" w:hAnsi="CMU Serif Bold" w:cs="CMU Serif Bold"/>
                 <w:b/>
                 <w:bCs/>
                 <w:sz w:val="15"/>
@@ -20955,6 +21031,7 @@
           <w:p>
             <w:r>
               <w:rPr>
+                <w:rFonts w:ascii="CMU Serif Bold" w:eastAsia="CMU Serif Bold" w:hAnsi="CMU Serif Bold" w:cs="CMU Serif Bold"/>
                 <w:b/>
                 <w:bCs/>
                 <w:sz w:val="15"/>
@@ -21176,6 +21253,7 @@
           <w:p>
             <w:r>
               <w:rPr>
+                <w:rFonts w:ascii="CMU Serif Bold" w:eastAsia="CMU Serif Bold" w:hAnsi="CMU Serif Bold" w:cs="CMU Serif Bold"/>
                 <w:b/>
                 <w:bCs/>
                 <w:sz w:val="15"/>
@@ -21397,6 +21475,7 @@
           <w:p>
             <w:r>
               <w:rPr>
+                <w:rFonts w:ascii="CMU Serif Bold" w:eastAsia="CMU Serif Bold" w:hAnsi="CMU Serif Bold" w:cs="CMU Serif Bold"/>
                 <w:b/>
                 <w:bCs/>
                 <w:sz w:val="15"/>
@@ -21618,6 +21697,7 @@
           <w:p>
             <w:r>
               <w:rPr>
+                <w:rFonts w:ascii="CMU Serif Bold" w:eastAsia="CMU Serif Bold" w:hAnsi="CMU Serif Bold" w:cs="CMU Serif Bold"/>
                 <w:b/>
                 <w:bCs/>
                 <w:sz w:val="15"/>
@@ -21839,6 +21919,7 @@
           <w:p>
             <w:r>
               <w:rPr>
+                <w:rFonts w:ascii="CMU Serif Bold" w:eastAsia="CMU Serif Bold" w:hAnsi="CMU Serif Bold" w:cs="CMU Serif Bold"/>
                 <w:b/>
                 <w:bCs/>
                 <w:sz w:val="15"/>
@@ -22060,6 +22141,7 @@
           <w:p>
             <w:r>
               <w:rPr>
+                <w:rFonts w:ascii="CMU Serif Bold" w:eastAsia="CMU Serif Bold" w:hAnsi="CMU Serif Bold" w:cs="CMU Serif Bold"/>
                 <w:b/>
                 <w:bCs/>
                 <w:sz w:val="15"/>
@@ -22281,6 +22363,7 @@
           <w:p>
             <w:r>
               <w:rPr>
+                <w:rFonts w:ascii="CMU Serif Bold" w:eastAsia="CMU Serif Bold" w:hAnsi="CMU Serif Bold" w:cs="CMU Serif Bold"/>
                 <w:b/>
                 <w:bCs/>
                 <w:sz w:val="15"/>
@@ -22502,6 +22585,7 @@
           <w:p>
             <w:r>
               <w:rPr>
+                <w:rFonts w:ascii="CMU Serif Bold" w:eastAsia="CMU Serif Bold" w:hAnsi="CMU Serif Bold" w:cs="CMU Serif Bold"/>
                 <w:b/>
                 <w:bCs/>
                 <w:sz w:val="15"/>
@@ -22723,6 +22807,7 @@
           <w:p>
             <w:r>
               <w:rPr>
+                <w:rFonts w:ascii="CMU Serif Bold" w:eastAsia="CMU Serif Bold" w:hAnsi="CMU Serif Bold" w:cs="CMU Serif Bold"/>
                 <w:b/>
                 <w:bCs/>
                 <w:sz w:val="15"/>
@@ -22944,6 +23029,7 @@
           <w:p>
             <w:r>
               <w:rPr>
+                <w:rFonts w:ascii="CMU Serif Bold" w:eastAsia="CMU Serif Bold" w:hAnsi="CMU Serif Bold" w:cs="CMU Serif Bold"/>
                 <w:b/>
                 <w:bCs/>
                 <w:sz w:val="15"/>
@@ -23244,7 +23330,7 @@
         <w:keepNext/>
         <w:keepLines/>
       </w:pPr>
-      <w:bookmarkStart w:id="31" w:name="_Toc244008625"/>
+      <w:bookmarkStart w:id="31" w:name="_Toc244010458"/>
       <w:r>
         <w:t>6. Advanced Techniques in Practice</w:t>
       </w:r>
@@ -23275,7 +23361,7 @@
         <w:keepNext/>
         <w:keepLines/>
       </w:pPr>
-      <w:bookmarkStart w:id="32" w:name="_Toc244008626"/>
+      <w:bookmarkStart w:id="32" w:name="_Toc244010459"/>
       <w:r>
         <w:t>6.1 Loading Object Graphs Without Navigation Properties</w:t>
       </w:r>
@@ -23315,6 +23401,7 @@
       </w:pPr>
       <w:r>
         <w:rPr>
+          <w:rFonts w:ascii="CMU Serif Bold" w:eastAsia="CMU Serif Bold" w:hAnsi="CMU Serif Bold" w:cs="CMU Serif Bold"/>
           <w:b/>
           <w:bCs/>
           <w:sz w:val="24"/>
@@ -24138,6 +24225,7 @@
       </w:pPr>
       <w:r>
         <w:rPr>
+          <w:rFonts w:ascii="CMU Serif Bold" w:eastAsia="CMU Serif Bold" w:hAnsi="CMU Serif Bold" w:cs="CMU Serif Bold"/>
           <w:b/>
           <w:bCs/>
           <w:sz w:val="24"/>
@@ -24159,6 +24247,7 @@
       </w:pPr>
       <w:r>
         <w:rPr>
+          <w:rFonts w:ascii="CMU Serif Bold" w:eastAsia="CMU Serif Bold" w:hAnsi="CMU Serif Bold" w:cs="CMU Serif Bold"/>
           <w:b/>
           <w:bCs/>
           <w:sz w:val="24"/>
@@ -24619,7 +24708,7 @@
         <w:keepNext/>
         <w:keepLines/>
       </w:pPr>
-      <w:bookmarkStart w:id="33" w:name="_Toc244008627"/>
+      <w:bookmarkStart w:id="33" w:name="_Toc244010460"/>
       <w:r>
         <w:t>6.2 Transactions: Implicit, Atomic, Named, and Multi-Call</w:t>
       </w:r>
@@ -29477,7 +29566,7 @@
         <w:keepNext/>
         <w:keepLines/>
       </w:pPr>
-      <w:bookmarkStart w:id="34" w:name="_Toc244008628"/>
+      <w:bookmarkStart w:id="34" w:name="_Toc244010461"/>
       <w:r>
         <w:t>6.3 Non-Canonical Entities: Detail Classes, Views, and Multi-Table Shapes</w:t>
       </w:r>
@@ -31262,7 +31351,7 @@
         <w:keepNext/>
         <w:keepLines/>
       </w:pPr>
-      <w:bookmarkStart w:id="35" w:name="_Toc244008629"/>
+      <w:bookmarkStart w:id="35" w:name="_Toc244010462"/>
       <w:r>
         <w:t>6.4 Intersection-Mapping Exceptions and Data Annotations</w:t>
       </w:r>
@@ -32024,7 +32113,7 @@
         <w:keepNext/>
         <w:keepLines/>
       </w:pPr>
-      <w:bookmarkStart w:id="36" w:name="_Toc244008630"/>
+      <w:bookmarkStart w:id="36" w:name="_Toc244010463"/>
       <w:r>
         <w:t>6.5 Inheritance Coupling: A Deeper Look</w:t>
       </w:r>
@@ -32048,6 +32137,7 @@
       </w:pPr>
       <w:r>
         <w:rPr>
+          <w:rFonts w:ascii="CMU Serif Bold" w:eastAsia="CMU Serif Bold" w:hAnsi="CMU Serif Bold" w:cs="CMU Serif Bold"/>
           <w:b/>
           <w:bCs/>
           <w:sz w:val="24"/>
@@ -32076,6 +32166,7 @@
       </w:pPr>
       <w:r>
         <w:rPr>
+          <w:rFonts w:ascii="CMU Serif Bold" w:eastAsia="CMU Serif Bold" w:hAnsi="CMU Serif Bold" w:cs="CMU Serif Bold"/>
           <w:b/>
           <w:bCs/>
           <w:sz w:val="24"/>
@@ -32097,6 +32188,7 @@
       </w:pPr>
       <w:r>
         <w:rPr>
+          <w:rFonts w:ascii="CMU Serif Bold" w:eastAsia="CMU Serif Bold" w:hAnsi="CMU Serif Bold" w:cs="CMU Serif Bold"/>
           <w:b/>
           <w:bCs/>
           <w:sz w:val="24"/>
@@ -32118,6 +32210,7 @@
       </w:pPr>
       <w:r>
         <w:rPr>
+          <w:rFonts w:ascii="CMU Serif Bold" w:eastAsia="CMU Serif Bold" w:hAnsi="CMU Serif Bold" w:cs="CMU Serif Bold"/>
           <w:b/>
           <w:bCs/>
           <w:sz w:val="24"/>
@@ -32158,7 +32251,7 @@
         <w:keepNext/>
         <w:keepLines/>
       </w:pPr>
-      <w:bookmarkStart w:id="37" w:name="_Toc244008631"/>
+      <w:bookmarkStart w:id="37" w:name="_Toc244010464"/>
       <w:r>
         <w:t>6.6 Testing the Layers</w:t>
       </w:r>
@@ -34052,7 +34145,7 @@
         <w:keepNext/>
         <w:keepLines/>
       </w:pPr>
-      <w:bookmarkStart w:id="38" w:name="_Toc244008632"/>
+      <w:bookmarkStart w:id="38" w:name="_Toc244010465"/>
       <w:r>
         <w:t>6.7 Optimistic Concurrency with Intersection Mapping</w:t>
       </w:r>
@@ -34841,7 +34934,7 @@
         <w:keepNext/>
         <w:keepLines/>
       </w:pPr>
-      <w:bookmarkStart w:id="39" w:name="_Toc244008633"/>
+      <w:bookmarkStart w:id="39" w:name="_Toc244010466"/>
       <w:r>
         <w:t>6.8 Schema-Derived Interfaces: Centralizing Cross-Cutting Entity Concerns</w:t>
       </w:r>
@@ -34872,6 +34965,7 @@
       </w:pPr>
       <w:r>
         <w:rPr>
+          <w:rFonts w:ascii="CMU Serif Bold" w:eastAsia="CMU Serif Bold" w:hAnsi="CMU Serif Bold" w:cs="CMU Serif Bold"/>
           <w:b/>
           <w:bCs/>
           <w:sz w:val="24"/>
@@ -41320,7 +41414,7 @@
         <w:keepNext/>
         <w:keepLines/>
       </w:pPr>
-      <w:bookmarkStart w:id="40" w:name="_Toc244008634"/>
+      <w:bookmarkStart w:id="40" w:name="_Toc244010467"/>
       <w:r>
         <w:t>6.9 The Regulated Seam in Practice</w:t>
       </w:r>
@@ -44080,7 +44174,7 @@
         <w:keepNext/>
         <w:keepLines/>
       </w:pPr>
-      <w:bookmarkStart w:id="41" w:name="_Toc244008635"/>
+      <w:bookmarkStart w:id="41" w:name="_Toc244010468"/>
       <w:r>
         <w:t>7. Consequences and Required Discipline</w:t>
       </w:r>
@@ -44104,7 +44198,7 @@
         <w:keepNext/>
         <w:keepLines/>
       </w:pPr>
-      <w:bookmarkStart w:id="42" w:name="_Toc244008636"/>
+      <w:bookmarkStart w:id="42" w:name="_Toc244010469"/>
       <w:r>
         <w:t>7.1 What the Pattern Provides</w:t>
       </w:r>
@@ -44121,6 +44215,7 @@
       </w:pPr>
       <w:r>
         <w:rPr>
+          <w:rFonts w:ascii="CMU Serif Bold" w:eastAsia="CMU Serif Bold" w:hAnsi="CMU Serif Bold" w:cs="CMU Serif Bold"/>
           <w:b/>
           <w:bCs/>
           <w:sz w:val="24"/>
@@ -44147,6 +44242,7 @@
       </w:pPr>
       <w:r>
         <w:rPr>
+          <w:rFonts w:ascii="CMU Serif Bold" w:eastAsia="CMU Serif Bold" w:hAnsi="CMU Serif Bold" w:cs="CMU Serif Bold"/>
           <w:b/>
           <w:bCs/>
           <w:sz w:val="24"/>
@@ -44173,6 +44269,7 @@
       </w:pPr>
       <w:r>
         <w:rPr>
+          <w:rFonts w:ascii="CMU Serif Bold" w:eastAsia="CMU Serif Bold" w:hAnsi="CMU Serif Bold" w:cs="CMU Serif Bold"/>
           <w:b/>
           <w:bCs/>
           <w:sz w:val="24"/>
@@ -44199,6 +44296,7 @@
       </w:pPr>
       <w:r>
         <w:rPr>
+          <w:rFonts w:ascii="CMU Serif Bold" w:eastAsia="CMU Serif Bold" w:hAnsi="CMU Serif Bold" w:cs="CMU Serif Bold"/>
           <w:b/>
           <w:bCs/>
           <w:sz w:val="24"/>
@@ -44225,6 +44323,7 @@
       </w:pPr>
       <w:r>
         <w:rPr>
+          <w:rFonts w:ascii="CMU Serif Bold" w:eastAsia="CMU Serif Bold" w:hAnsi="CMU Serif Bold" w:cs="CMU Serif Bold"/>
           <w:b/>
           <w:bCs/>
           <w:sz w:val="24"/>
@@ -44251,6 +44350,7 @@
       </w:pPr>
       <w:r>
         <w:rPr>
+          <w:rFonts w:ascii="CMU Serif Bold" w:eastAsia="CMU Serif Bold" w:hAnsi="CMU Serif Bold" w:cs="CMU Serif Bold"/>
           <w:b/>
           <w:bCs/>
           <w:sz w:val="24"/>
@@ -44277,6 +44377,7 @@
       </w:pPr>
       <w:r>
         <w:rPr>
+          <w:rFonts w:ascii="CMU Serif Bold" w:eastAsia="CMU Serif Bold" w:hAnsi="CMU Serif Bold" w:cs="CMU Serif Bold"/>
           <w:b/>
           <w:bCs/>
           <w:sz w:val="24"/>
@@ -44303,6 +44404,7 @@
       </w:pPr>
       <w:r>
         <w:rPr>
+          <w:rFonts w:ascii="CMU Serif Bold" w:eastAsia="CMU Serif Bold" w:hAnsi="CMU Serif Bold" w:cs="CMU Serif Bold"/>
           <w:b/>
           <w:bCs/>
           <w:sz w:val="24"/>
@@ -44324,7 +44426,7 @@
         <w:keepNext/>
         <w:keepLines/>
       </w:pPr>
-      <w:bookmarkStart w:id="43" w:name="_Toc244008637"/>
+      <w:bookmarkStart w:id="43" w:name="_Toc244010470"/>
       <w:r>
         <w:t>7.2 What It May Enable</w:t>
       </w:r>
@@ -44355,7 +44457,7 @@
         <w:keepNext/>
         <w:keepLines/>
       </w:pPr>
-      <w:bookmarkStart w:id="44" w:name="_Toc244008638"/>
+      <w:bookmarkStart w:id="44" w:name="_Toc244010471"/>
       <w:r>
         <w:t>7.3 Costs and the Discipline They Require</w:t>
       </w:r>
@@ -44388,7 +44490,7 @@
           <w:left w:w="10" w:type="dxa"/>
           <w:right w:w="10" w:type="dxa"/>
         </w:tblCellMar>
-        <w:tblLook w:val="0000" w:firstRow="0" w:lastRow="0" w:firstColumn="0" w:lastColumn="0" w:noHBand="0" w:noVBand="0"/>
+        <w:tblLook w:val="04A0" w:firstRow="1" w:lastRow="0" w:firstColumn="1" w:lastColumn="0" w:noHBand="0" w:noVBand="1"/>
       </w:tblPr>
       <w:tblGrid>
         <w:gridCol w:w="1750"/>
@@ -44427,6 +44529,7 @@
           <w:p>
             <w:r>
               <w:rPr>
+                <w:rFonts w:ascii="CMU Serif Bold" w:eastAsia="CMU Serif Bold" w:hAnsi="CMU Serif Bold" w:cs="CMU Serif Bold"/>
                 <w:b/>
                 <w:bCs/>
                 <w:sz w:val="18"/>
@@ -44456,6 +44559,7 @@
           <w:p>
             <w:r>
               <w:rPr>
+                <w:rFonts w:ascii="CMU Serif Bold" w:eastAsia="CMU Serif Bold" w:hAnsi="CMU Serif Bold" w:cs="CMU Serif Bold"/>
                 <w:b/>
                 <w:bCs/>
                 <w:sz w:val="18"/>
@@ -44485,6 +44589,7 @@
           <w:p>
             <w:r>
               <w:rPr>
+                <w:rFonts w:ascii="CMU Serif Bold" w:eastAsia="CMU Serif Bold" w:hAnsi="CMU Serif Bold" w:cs="CMU Serif Bold"/>
                 <w:b/>
                 <w:bCs/>
                 <w:sz w:val="18"/>
@@ -44514,6 +44619,7 @@
           <w:p>
             <w:r>
               <w:rPr>
+                <w:rFonts w:ascii="CMU Serif Bold" w:eastAsia="CMU Serif Bold" w:hAnsi="CMU Serif Bold" w:cs="CMU Serif Bold"/>
                 <w:b/>
                 <w:bCs/>
                 <w:sz w:val="18"/>
@@ -45936,7 +46042,7 @@
         <w:keepNext/>
         <w:keepLines/>
       </w:pPr>
-      <w:bookmarkStart w:id="45" w:name="_Toc244008639"/>
+      <w:bookmarkStart w:id="45" w:name="_Toc244010472"/>
       <w:r>
         <w:t>8. Comparative Analysis: Slim Domain vs. Strict N-Tier</w:t>
       </w:r>
@@ -45948,7 +46054,7 @@
         <w:keepNext/>
         <w:keepLines/>
       </w:pPr>
-      <w:bookmarkStart w:id="46" w:name="_Toc244008640"/>
+      <w:bookmarkStart w:id="46" w:name="_Toc244010473"/>
       <w:r>
         <w:t>8.1 Summary Comparison</w:t>
       </w:r>
@@ -45969,7 +46075,7 @@
           <w:left w:w="10" w:type="dxa"/>
           <w:right w:w="10" w:type="dxa"/>
         </w:tblCellMar>
-        <w:tblLook w:val="0000" w:firstRow="0" w:lastRow="0" w:firstColumn="0" w:lastColumn="0" w:noHBand="0" w:noVBand="0"/>
+        <w:tblLook w:val="04A0" w:firstRow="1" w:lastRow="0" w:firstColumn="1" w:lastColumn="0" w:noHBand="0" w:noVBand="1"/>
       </w:tblPr>
       <w:tblGrid>
         <w:gridCol w:w="2450"/>
@@ -46008,6 +46114,7 @@
           <w:p>
             <w:r>
               <w:rPr>
+                <w:rFonts w:ascii="CMU Serif Bold" w:eastAsia="CMU Serif Bold" w:hAnsi="CMU Serif Bold" w:cs="CMU Serif Bold"/>
                 <w:b/>
                 <w:bCs/>
                 <w:sz w:val="18"/>
@@ -46037,6 +46144,7 @@
           <w:p>
             <w:r>
               <w:rPr>
+                <w:rFonts w:ascii="CMU Serif Bold" w:eastAsia="CMU Serif Bold" w:hAnsi="CMU Serif Bold" w:cs="CMU Serif Bold"/>
                 <w:b/>
                 <w:bCs/>
                 <w:sz w:val="18"/>
@@ -46066,6 +46174,7 @@
           <w:p>
             <w:r>
               <w:rPr>
+                <w:rFonts w:ascii="CMU Serif Bold" w:eastAsia="CMU Serif Bold" w:hAnsi="CMU Serif Bold" w:cs="CMU Serif Bold"/>
                 <w:b/>
                 <w:bCs/>
                 <w:sz w:val="18"/>
@@ -46095,6 +46204,7 @@
           <w:p>
             <w:r>
               <w:rPr>
+                <w:rFonts w:ascii="CMU Serif Bold" w:eastAsia="CMU Serif Bold" w:hAnsi="CMU Serif Bold" w:cs="CMU Serif Bold"/>
                 <w:b/>
                 <w:bCs/>
                 <w:sz w:val="18"/>
@@ -47509,7 +47619,7 @@
         <w:keepNext/>
         <w:keepLines/>
       </w:pPr>
-      <w:bookmarkStart w:id="47" w:name="_Toc244008641"/>
+      <w:bookmarkStart w:id="47" w:name="_Toc244010474"/>
       <w:r>
         <w:t>8.2 Assessment</w:t>
       </w:r>
@@ -47528,6 +47638,7 @@
       </w:r>
       <w:r>
         <w:rPr>
+          <w:rFonts w:ascii="CMU Serif Bold" w:eastAsia="CMU Serif Bold" w:hAnsi="CMU Serif Bold" w:cs="CMU Serif Bold"/>
           <w:b/>
           <w:bCs/>
           <w:sz w:val="24"/>
@@ -47566,6 +47677,7 @@
       </w:pPr>
       <w:r>
         <w:rPr>
+          <w:rFonts w:ascii="CMU Serif Bold" w:eastAsia="CMU Serif Bold" w:hAnsi="CMU Serif Bold" w:cs="CMU Serif Bold"/>
           <w:b/>
           <w:bCs/>
           <w:sz w:val="24"/>
@@ -47592,6 +47704,7 @@
       </w:pPr>
       <w:r>
         <w:rPr>
+          <w:rFonts w:ascii="CMU Serif Bold" w:eastAsia="CMU Serif Bold" w:hAnsi="CMU Serif Bold" w:cs="CMU Serif Bold"/>
           <w:b/>
           <w:bCs/>
           <w:sz w:val="24"/>
@@ -47644,7 +47757,7 @@
         <w:keepNext/>
         <w:keepLines/>
       </w:pPr>
-      <w:bookmarkStart w:id="48" w:name="_Toc244008642"/>
+      <w:bookmarkStart w:id="48" w:name="_Toc244010475"/>
       <w:r>
         <w:t>8.3 Against Modern Baselines</w:t>
       </w:r>
@@ -47668,6 +47781,7 @@
       </w:pPr>
       <w:r>
         <w:rPr>
+          <w:rFonts w:ascii="CMU Serif Bold" w:eastAsia="CMU Serif Bold" w:hAnsi="CMU Serif Bold" w:cs="CMU Serif Bold"/>
           <w:b/>
           <w:bCs/>
           <w:sz w:val="24"/>
@@ -47696,6 +47810,7 @@
       </w:pPr>
       <w:r>
         <w:rPr>
+          <w:rFonts w:ascii="CMU Serif Bold" w:eastAsia="CMU Serif Bold" w:hAnsi="CMU Serif Bold" w:cs="CMU Serif Bold"/>
           <w:b/>
           <w:bCs/>
           <w:sz w:val="24"/>
@@ -47744,7 +47859,7 @@
         <w:keepNext/>
         <w:keepLines/>
       </w:pPr>
-      <w:bookmarkStart w:id="49" w:name="_Toc244008643"/>
+      <w:bookmarkStart w:id="49" w:name="_Toc244010476"/>
       <w:r>
         <w:t>9. Presenting Slim Domain in N-Tier Terms</w:t>
       </w:r>
@@ -47780,10 +47895,10 @@
           <w:noProof/>
         </w:rPr>
         <w:drawing>
-          <wp:inline distT="0" distB="0" distL="0" distR="0" wp14:anchorId="0A2393E1" wp14:editId="11ECE10E">
+          <wp:inline distT="0" distB="0" distL="0" distR="0" wp14:anchorId="5C40B996" wp14:editId="3A1C9C70">
             <wp:extent cx="5905500" cy="3181350"/>
             <wp:effectExtent l="0" t="0" r="0" b="0"/>
-            <wp:docPr id="1724228736" name="Presentation path from Slim Domain naming to conventional n-tier naming with optional enforcement" descr="Presentation path from Slim Domain naming to conventional n-tier naming with optional enforcement" title="Presentation path from Slim Domain naming to conventional n-tier naming with optional enforcement"/>
+            <wp:docPr id="444001229" name="Presentation path from Slim Domain naming to conventional n-tier naming with optional enforcement" descr="Presentation path from Slim Domain naming to conventional n-tier naming with optional enforcement" title="Presentation path from Slim Domain naming to conventional n-tier naming with optional enforcement"/>
             <wp:cNvGraphicFramePr>
               <a:graphicFrameLocks xmlns:a="http://schemas.openxmlformats.org/drawingml/2006/main" noChangeAspect="1"/>
             </wp:cNvGraphicFramePr>
@@ -47842,7 +47957,7 @@
         <w:keepNext/>
         <w:keepLines/>
       </w:pPr>
-      <w:bookmarkStart w:id="50" w:name="_Toc244008644"/>
+      <w:bookmarkStart w:id="50" w:name="_Toc244010477"/>
       <w:r>
         <w:t>9.1 Current Aegis Structure (Slim Domain Naming)</w:t>
       </w:r>
@@ -48159,7 +48274,7 @@
         <w:keepNext/>
         <w:keepLines/>
       </w:pPr>
-      <w:bookmarkStart w:id="51" w:name="_Toc244008645"/>
+      <w:bookmarkStart w:id="51" w:name="_Toc244010478"/>
       <w:r>
         <w:t>9.2 Step 1: Rename-Only Restructuring (High Perception Gain, Zero Code Change)</w:t>
       </w:r>
@@ -48445,7 +48560,7 @@
         <w:keepNext/>
         <w:keepLines/>
       </w:pPr>
-      <w:bookmarkStart w:id="52" w:name="_Toc244008646"/>
+      <w:bookmarkStart w:id="52" w:name="_Toc244010479"/>
       <w:r>
         <w:t>9.3 Step 2: Optional Thin Repository Layer (Full Classic Appearance)</w:t>
       </w:r>
@@ -48776,6 +48891,7 @@
       </w:pPr>
       <w:r>
         <w:rPr>
+          <w:rFonts w:ascii="CMU Serif Bold" w:eastAsia="CMU Serif Bold" w:hAnsi="CMU Serif Bold" w:cs="CMU Serif Bold"/>
           <w:b/>
           <w:bCs/>
           <w:sz w:val="24"/>
@@ -48797,6 +48913,7 @@
       </w:pPr>
       <w:r>
         <w:rPr>
+          <w:rFonts w:ascii="CMU Serif Bold" w:eastAsia="CMU Serif Bold" w:hAnsi="CMU Serif Bold" w:cs="CMU Serif Bold"/>
           <w:b/>
           <w:bCs/>
           <w:sz w:val="24"/>
@@ -48818,6 +48935,7 @@
       </w:pPr>
       <w:r>
         <w:rPr>
+          <w:rFonts w:ascii="CMU Serif Bold" w:eastAsia="CMU Serif Bold" w:hAnsi="CMU Serif Bold" w:cs="CMU Serif Bold"/>
           <w:b/>
           <w:bCs/>
           <w:sz w:val="24"/>
@@ -48919,7 +49037,7 @@
         <w:keepNext/>
         <w:keepLines/>
       </w:pPr>
-      <w:bookmarkStart w:id="53" w:name="_Toc244008647"/>
+      <w:bookmarkStart w:id="53" w:name="_Toc244010480"/>
       <w:r>
         <w:t>9.4 Enforcement: Making the Policy Verifiable</w:t>
       </w:r>
@@ -48948,6 +49066,7 @@
       </w:pPr>
       <w:r>
         <w:rPr>
+          <w:rFonts w:ascii="CMU Serif Bold" w:eastAsia="CMU Serif Bold" w:hAnsi="CMU Serif Bold" w:cs="CMU Serif Bold"/>
           <w:b/>
           <w:bCs/>
           <w:sz w:val="24"/>
@@ -48974,6 +49093,7 @@
       </w:pPr>
       <w:r>
         <w:rPr>
+          <w:rFonts w:ascii="CMU Serif Bold" w:eastAsia="CMU Serif Bold" w:hAnsi="CMU Serif Bold" w:cs="CMU Serif Bold"/>
           <w:b/>
           <w:bCs/>
           <w:sz w:val="24"/>
@@ -49007,6 +49127,7 @@
       </w:pPr>
       <w:r>
         <w:rPr>
+          <w:rFonts w:ascii="CMU Serif Bold" w:eastAsia="CMU Serif Bold" w:hAnsi="CMU Serif Bold" w:cs="CMU Serif Bold"/>
           <w:b/>
           <w:bCs/>
           <w:sz w:val="24"/>
@@ -50212,7 +50333,7 @@
         <w:keepNext/>
         <w:keepLines/>
       </w:pPr>
-      <w:bookmarkStart w:id="54" w:name="_Toc244008648"/>
+      <w:bookmarkStart w:id="54" w:name="_Toc244010481"/>
       <w:r>
         <w:t>10. Related Work</w:t>
       </w:r>
@@ -50224,6 +50345,7 @@
       </w:pPr>
       <w:r>
         <w:rPr>
+          <w:rFonts w:ascii="CMU Serif Bold" w:eastAsia="CMU Serif Bold" w:hAnsi="CMU Serif Bold" w:cs="CMU Serif Bold"/>
           <w:b/>
           <w:bCs/>
           <w:sz w:val="24"/>
@@ -50245,6 +50367,7 @@
       </w:pPr>
       <w:r>
         <w:rPr>
+          <w:rFonts w:ascii="CMU Serif Bold" w:eastAsia="CMU Serif Bold" w:hAnsi="CMU Serif Bold" w:cs="CMU Serif Bold"/>
           <w:b/>
           <w:bCs/>
           <w:sz w:val="24"/>
@@ -50266,6 +50389,7 @@
       </w:pPr>
       <w:r>
         <w:rPr>
+          <w:rFonts w:ascii="CMU Serif Bold" w:eastAsia="CMU Serif Bold" w:hAnsi="CMU Serif Bold" w:cs="CMU Serif Bold"/>
           <w:b/>
           <w:bCs/>
           <w:sz w:val="24"/>
@@ -50287,6 +50411,7 @@
       </w:pPr>
       <w:r>
         <w:rPr>
+          <w:rFonts w:ascii="CMU Serif Bold" w:eastAsia="CMU Serif Bold" w:hAnsi="CMU Serif Bold" w:cs="CMU Serif Bold"/>
           <w:b/>
           <w:bCs/>
           <w:sz w:val="24"/>
@@ -50308,6 +50433,7 @@
       </w:pPr>
       <w:r>
         <w:rPr>
+          <w:rFonts w:ascii="CMU Serif Bold" w:eastAsia="CMU Serif Bold" w:hAnsi="CMU Serif Bold" w:cs="CMU Serif Bold"/>
           <w:b/>
           <w:bCs/>
           <w:sz w:val="24"/>
@@ -50329,6 +50455,7 @@
       </w:pPr>
       <w:r>
         <w:rPr>
+          <w:rFonts w:ascii="CMU Serif Bold" w:eastAsia="CMU Serif Bold" w:hAnsi="CMU Serif Bold" w:cs="CMU Serif Bold"/>
           <w:b/>
           <w:bCs/>
           <w:sz w:val="24"/>
@@ -50350,6 +50477,7 @@
       </w:pPr>
       <w:r>
         <w:rPr>
+          <w:rFonts w:ascii="CMU Serif Bold" w:eastAsia="CMU Serif Bold" w:hAnsi="CMU Serif Bold" w:cs="CMU Serif Bold"/>
           <w:b/>
           <w:bCs/>
           <w:sz w:val="24"/>
@@ -50385,6 +50513,7 @@
       </w:pPr>
       <w:r>
         <w:rPr>
+          <w:rFonts w:ascii="CMU Serif Bold" w:eastAsia="CMU Serif Bold" w:hAnsi="CMU Serif Bold" w:cs="CMU Serif Bold"/>
           <w:b/>
           <w:bCs/>
           <w:sz w:val="24"/>
@@ -50421,7 +50550,7 @@
         <w:keepNext/>
         <w:keepLines/>
       </w:pPr>
-      <w:bookmarkStart w:id="55" w:name="_Toc244008649"/>
+      <w:bookmarkStart w:id="55" w:name="_Toc244010482"/>
       <w:r>
         <w:t>11. Limitations and Validation Roadmap</w:t>
       </w:r>
@@ -50433,7 +50562,7 @@
         <w:keepNext/>
         <w:keepLines/>
       </w:pPr>
-      <w:bookmarkStart w:id="56" w:name="_Toc244008650"/>
+      <w:bookmarkStart w:id="56" w:name="_Toc244010483"/>
       <w:r>
         <w:t>11.1 Limitations</w:t>
       </w:r>
@@ -50462,6 +50591,7 @@
       </w:pPr>
       <w:r>
         <w:rPr>
+          <w:rFonts w:ascii="CMU Serif Bold" w:eastAsia="CMU Serif Bold" w:hAnsi="CMU Serif Bold" w:cs="CMU Serif Bold"/>
           <w:b/>
           <w:bCs/>
           <w:sz w:val="24"/>
@@ -50488,6 +50618,7 @@
       </w:pPr>
       <w:r>
         <w:rPr>
+          <w:rFonts w:ascii="CMU Serif Bold" w:eastAsia="CMU Serif Bold" w:hAnsi="CMU Serif Bold" w:cs="CMU Serif Bold"/>
           <w:b/>
           <w:bCs/>
           <w:sz w:val="24"/>
@@ -50521,6 +50652,7 @@
       </w:pPr>
       <w:r>
         <w:rPr>
+          <w:rFonts w:ascii="CMU Serif Bold" w:eastAsia="CMU Serif Bold" w:hAnsi="CMU Serif Bold" w:cs="CMU Serif Bold"/>
           <w:b/>
           <w:bCs/>
           <w:sz w:val="24"/>
@@ -50547,6 +50679,7 @@
       </w:pPr>
       <w:r>
         <w:rPr>
+          <w:rFonts w:ascii="CMU Serif Bold" w:eastAsia="CMU Serif Bold" w:hAnsi="CMU Serif Bold" w:cs="CMU Serif Bold"/>
           <w:b/>
           <w:bCs/>
           <w:sz w:val="24"/>
@@ -50580,6 +50713,7 @@
       </w:pPr>
       <w:r>
         <w:rPr>
+          <w:rFonts w:ascii="CMU Serif Bold" w:eastAsia="CMU Serif Bold" w:hAnsi="CMU Serif Bold" w:cs="CMU Serif Bold"/>
           <w:b/>
           <w:bCs/>
           <w:sz w:val="24"/>
@@ -50606,6 +50740,7 @@
       </w:pPr>
       <w:r>
         <w:rPr>
+          <w:rFonts w:ascii="CMU Serif Bold" w:eastAsia="CMU Serif Bold" w:hAnsi="CMU Serif Bold" w:cs="CMU Serif Bold"/>
           <w:b/>
           <w:bCs/>
           <w:sz w:val="24"/>
@@ -50632,6 +50767,7 @@
       </w:pPr>
       <w:r>
         <w:rPr>
+          <w:rFonts w:ascii="CMU Serif Bold" w:eastAsia="CMU Serif Bold" w:hAnsi="CMU Serif Bold" w:cs="CMU Serif Bold"/>
           <w:b/>
           <w:bCs/>
           <w:sz w:val="24"/>
@@ -50658,6 +50794,7 @@
       </w:pPr>
       <w:r>
         <w:rPr>
+          <w:rFonts w:ascii="CMU Serif Bold" w:eastAsia="CMU Serif Bold" w:hAnsi="CMU Serif Bold" w:cs="CMU Serif Bold"/>
           <w:b/>
           <w:bCs/>
           <w:sz w:val="24"/>
@@ -50684,6 +50821,7 @@
       </w:pPr>
       <w:r>
         <w:rPr>
+          <w:rFonts w:ascii="CMU Serif Bold" w:eastAsia="CMU Serif Bold" w:hAnsi="CMU Serif Bold" w:cs="CMU Serif Bold"/>
           <w:b/>
           <w:bCs/>
           <w:sz w:val="24"/>
@@ -50710,6 +50848,7 @@
       </w:pPr>
       <w:r>
         <w:rPr>
+          <w:rFonts w:ascii="CMU Serif Bold" w:eastAsia="CMU Serif Bold" w:hAnsi="CMU Serif Bold" w:cs="CMU Serif Bold"/>
           <w:b/>
           <w:bCs/>
           <w:sz w:val="24"/>
@@ -50731,7 +50870,7 @@
         <w:keepNext/>
         <w:keepLines/>
       </w:pPr>
-      <w:bookmarkStart w:id="57" w:name="_Toc244008651"/>
+      <w:bookmarkStart w:id="57" w:name="_Toc244010484"/>
       <w:r>
         <w:t>11.2 A Validation Roadmap</w:t>
       </w:r>
@@ -50760,6 +50899,7 @@
       </w:pPr>
       <w:r>
         <w:rPr>
+          <w:rFonts w:ascii="CMU Serif Bold" w:eastAsia="CMU Serif Bold" w:hAnsi="CMU Serif Bold" w:cs="CMU Serif Bold"/>
           <w:b/>
           <w:bCs/>
           <w:sz w:val="24"/>
@@ -50786,6 +50926,7 @@
       </w:pPr>
       <w:r>
         <w:rPr>
+          <w:rFonts w:ascii="CMU Serif Bold" w:eastAsia="CMU Serif Bold" w:hAnsi="CMU Serif Bold" w:cs="CMU Serif Bold"/>
           <w:b/>
           <w:bCs/>
           <w:sz w:val="24"/>
@@ -50812,6 +50953,7 @@
       </w:pPr>
       <w:r>
         <w:rPr>
+          <w:rFonts w:ascii="CMU Serif Bold" w:eastAsia="CMU Serif Bold" w:hAnsi="CMU Serif Bold" w:cs="CMU Serif Bold"/>
           <w:b/>
           <w:bCs/>
           <w:sz w:val="24"/>
@@ -50838,6 +50980,7 @@
       </w:pPr>
       <w:r>
         <w:rPr>
+          <w:rFonts w:ascii="CMU Serif Bold" w:eastAsia="CMU Serif Bold" w:hAnsi="CMU Serif Bold" w:cs="CMU Serif Bold"/>
           <w:b/>
           <w:bCs/>
           <w:sz w:val="24"/>
@@ -50864,6 +51007,7 @@
       </w:pPr>
       <w:r>
         <w:rPr>
+          <w:rFonts w:ascii="CMU Serif Bold" w:eastAsia="CMU Serif Bold" w:hAnsi="CMU Serif Bold" w:cs="CMU Serif Bold"/>
           <w:b/>
           <w:bCs/>
           <w:sz w:val="24"/>
@@ -50890,6 +51034,7 @@
       </w:pPr>
       <w:r>
         <w:rPr>
+          <w:rFonts w:ascii="CMU Serif Bold" w:eastAsia="CMU Serif Bold" w:hAnsi="CMU Serif Bold" w:cs="CMU Serif Bold"/>
           <w:b/>
           <w:bCs/>
           <w:sz w:val="24"/>
@@ -50919,7 +51064,7 @@
         <w:keepNext/>
         <w:keepLines/>
       </w:pPr>
-      <w:bookmarkStart w:id="58" w:name="_Toc244008652"/>
+      <w:bookmarkStart w:id="58" w:name="_Toc244010485"/>
       <w:r>
         <w:t>12. Conclusion</w:t>
       </w:r>
@@ -51039,7 +51184,7 @@
         <w:keepNext/>
         <w:keepLines/>
       </w:pPr>
-      <w:bookmarkStart w:id="59" w:name="_Toc244008653"/>
+      <w:bookmarkStart w:id="59" w:name="_Toc244010486"/>
       <w:r>
         <w:t>References</w:t>
       </w:r>
@@ -51449,7 +51594,7 @@
         <w:keepNext/>
         <w:keepLines/>
       </w:pPr>
-      <w:bookmarkStart w:id="60" w:name="_Toc244008654"/>
+      <w:bookmarkStart w:id="60" w:name="_Toc244010487"/>
       <w:r>
         <w:t>Appendix A: Review Methodology and AI Assistance Disclosure</w:t>
       </w:r>
@@ -51461,7 +51606,7 @@
         <w:keepNext/>
         <w:keepLines/>
       </w:pPr>
-      <w:bookmarkStart w:id="61" w:name="_Toc244008655"/>
+      <w:bookmarkStart w:id="61" w:name="_Toc244010488"/>
       <w:r>
         <w:t>A.1 Adversarial Review Process</w:t>
       </w:r>
@@ -51511,7 +51656,7 @@
         <w:keepNext/>
         <w:keepLines/>
       </w:pPr>
-      <w:bookmarkStart w:id="62" w:name="_Toc244008656"/>
+      <w:bookmarkStart w:id="62" w:name="_Toc244010489"/>
       <w:r>
         <w:t>A.2 Authorship and AI Assistance</w:t>
       </w:r>
@@ -51543,7 +51688,7 @@
         <w:keepNext/>
         <w:keepLines/>
       </w:pPr>
-      <w:bookmarkStart w:id="63" w:name="_Toc244008657"/>
+      <w:bookmarkStart w:id="63" w:name="_Toc244010490"/>
       <w:r>
         <w:t>Appendix B: Structural Metrics from Paired Production Systems</w:t>
       </w:r>
@@ -51555,7 +51700,7 @@
         <w:keepNext/>
         <w:keepLines/>
       </w:pPr>
-      <w:bookmarkStart w:id="64" w:name="_Toc244008658"/>
+      <w:bookmarkStart w:id="64" w:name="_Toc244010491"/>
       <w:r>
         <w:t>B.1 Systems and Method</w:t>
       </w:r>
@@ -51574,6 +51719,7 @@
       </w:r>
       <w:r>
         <w:rPr>
+          <w:rFonts w:ascii="CMU Serif Bold" w:eastAsia="CMU Serif Bold" w:hAnsi="CMU Serif Bold" w:cs="CMU Serif Bold"/>
           <w:b/>
           <w:bCs/>
           <w:sz w:val="24"/>
@@ -51590,6 +51736,7 @@
       </w:r>
       <w:r>
         <w:rPr>
+          <w:rFonts w:ascii="CMU Serif Bold" w:eastAsia="CMU Serif Bold" w:hAnsi="CMU Serif Bold" w:cs="CMU Serif Bold"/>
           <w:b/>
           <w:bCs/>
           <w:sz w:val="24"/>
@@ -51630,6 +51777,7 @@
       </w:pPr>
       <w:r>
         <w:rPr>
+          <w:rFonts w:ascii="CMU Serif Bold" w:eastAsia="CMU Serif Bold" w:hAnsi="CMU Serif Bold" w:cs="CMU Serif Bold"/>
           <w:b/>
           <w:bCs/>
           <w:sz w:val="24"/>
@@ -51651,7 +51799,7 @@
         <w:keepNext/>
         <w:keepLines/>
       </w:pPr>
-      <w:bookmarkStart w:id="65" w:name="_Toc244008659"/>
+      <w:bookmarkStart w:id="65" w:name="_Toc244010492"/>
       <w:r>
         <w:t>B.2 The Architectural Signal</w:t>
       </w:r>
@@ -51684,7 +51832,7 @@
           <w:left w:w="10" w:type="dxa"/>
           <w:right w:w="10" w:type="dxa"/>
         </w:tblCellMar>
-        <w:tblLook w:val="0000" w:firstRow="0" w:lastRow="0" w:firstColumn="0" w:lastColumn="0" w:noHBand="0" w:noVBand="0"/>
+        <w:tblLook w:val="04A0" w:firstRow="1" w:lastRow="0" w:firstColumn="1" w:lastColumn="0" w:noHBand="0" w:noVBand="1"/>
       </w:tblPr>
       <w:tblGrid>
         <w:gridCol w:w="2900"/>
@@ -51724,6 +51872,7 @@
           <w:p>
             <w:r>
               <w:rPr>
+                <w:rFonts w:ascii="CMU Serif Bold" w:eastAsia="CMU Serif Bold" w:hAnsi="CMU Serif Bold" w:cs="CMU Serif Bold"/>
                 <w:b/>
                 <w:bCs/>
                 <w:sz w:val="17"/>
@@ -51753,6 +51902,7 @@
           <w:p>
             <w:r>
               <w:rPr>
+                <w:rFonts w:ascii="CMU Serif Bold" w:eastAsia="CMU Serif Bold" w:hAnsi="CMU Serif Bold" w:cs="CMU Serif Bold"/>
                 <w:b/>
                 <w:bCs/>
                 <w:sz w:val="17"/>
@@ -51782,6 +51932,7 @@
           <w:p>
             <w:r>
               <w:rPr>
+                <w:rFonts w:ascii="CMU Serif Bold" w:eastAsia="CMU Serif Bold" w:hAnsi="CMU Serif Bold" w:cs="CMU Serif Bold"/>
                 <w:b/>
                 <w:bCs/>
                 <w:sz w:val="17"/>
@@ -51811,6 +51962,7 @@
           <w:p>
             <w:r>
               <w:rPr>
+                <w:rFonts w:ascii="CMU Serif Bold" w:eastAsia="CMU Serif Bold" w:hAnsi="CMU Serif Bold" w:cs="CMU Serif Bold"/>
                 <w:b/>
                 <w:bCs/>
                 <w:sz w:val="17"/>
@@ -51840,6 +51992,7 @@
           <w:p>
             <w:r>
               <w:rPr>
+                <w:rFonts w:ascii="CMU Serif Bold" w:eastAsia="CMU Serif Bold" w:hAnsi="CMU Serif Bold" w:cs="CMU Serif Bold"/>
                 <w:b/>
                 <w:bCs/>
                 <w:sz w:val="17"/>
@@ -51879,6 +52032,7 @@
           <w:p>
             <w:r>
               <w:rPr>
+                <w:rFonts w:ascii="CMU Serif Bold" w:eastAsia="CMU Serif Bold" w:hAnsi="CMU Serif Bold" w:cs="CMU Serif Bold"/>
                 <w:b/>
                 <w:bCs/>
                 <w:sz w:val="17"/>
@@ -52022,6 +52176,7 @@
           <w:p>
             <w:r>
               <w:rPr>
+                <w:rFonts w:ascii="CMU Serif Bold" w:eastAsia="CMU Serif Bold" w:hAnsi="CMU Serif Bold" w:cs="CMU Serif Bold"/>
                 <w:b/>
                 <w:bCs/>
                 <w:sz w:val="17"/>
@@ -52165,6 +52320,7 @@
           <w:p>
             <w:r>
               <w:rPr>
+                <w:rFonts w:ascii="CMU Serif Bold" w:eastAsia="CMU Serif Bold" w:hAnsi="CMU Serif Bold" w:cs="CMU Serif Bold"/>
                 <w:b/>
                 <w:bCs/>
                 <w:sz w:val="17"/>
@@ -52308,6 +52464,7 @@
           <w:p>
             <w:r>
               <w:rPr>
+                <w:rFonts w:ascii="CMU Serif Bold" w:eastAsia="CMU Serif Bold" w:hAnsi="CMU Serif Bold" w:cs="CMU Serif Bold"/>
                 <w:b/>
                 <w:bCs/>
                 <w:sz w:val="17"/>
@@ -52451,6 +52608,7 @@
           <w:p>
             <w:r>
               <w:rPr>
+                <w:rFonts w:ascii="CMU Serif Bold" w:eastAsia="CMU Serif Bold" w:hAnsi="CMU Serif Bold" w:cs="CMU Serif Bold"/>
                 <w:b/>
                 <w:bCs/>
                 <w:sz w:val="17"/>
@@ -52594,6 +52752,7 @@
           <w:p>
             <w:r>
               <w:rPr>
+                <w:rFonts w:ascii="CMU Serif Bold" w:eastAsia="CMU Serif Bold" w:hAnsi="CMU Serif Bold" w:cs="CMU Serif Bold"/>
                 <w:b/>
                 <w:bCs/>
                 <w:sz w:val="17"/>
@@ -52758,7 +52917,7 @@
         <w:keepNext/>
         <w:keepLines/>
       </w:pPr>
-      <w:bookmarkStart w:id="66" w:name="_Toc244008660"/>
+      <w:bookmarkStart w:id="66" w:name="_Toc244010493"/>
       <w:r>
         <w:t>B.3 Persistence Dispersion</w:t>
       </w:r>
@@ -52791,7 +52950,7 @@
           <w:left w:w="10" w:type="dxa"/>
           <w:right w:w="10" w:type="dxa"/>
         </w:tblCellMar>
-        <w:tblLook w:val="0000" w:firstRow="0" w:lastRow="0" w:firstColumn="0" w:lastColumn="0" w:noHBand="0" w:noVBand="0"/>
+        <w:tblLook w:val="04A0" w:firstRow="1" w:lastRow="0" w:firstColumn="1" w:lastColumn="0" w:noHBand="0" w:noVBand="1"/>
       </w:tblPr>
       <w:tblGrid>
         <w:gridCol w:w="4660"/>
@@ -52829,6 +52988,7 @@
           <w:p>
             <w:r>
               <w:rPr>
+                <w:rFonts w:ascii="CMU Serif Bold" w:eastAsia="CMU Serif Bold" w:hAnsi="CMU Serif Bold" w:cs="CMU Serif Bold"/>
                 <w:b/>
                 <w:bCs/>
                 <w:sz w:val="17"/>
@@ -52858,6 +53018,7 @@
           <w:p>
             <w:r>
               <w:rPr>
+                <w:rFonts w:ascii="CMU Serif Bold" w:eastAsia="CMU Serif Bold" w:hAnsi="CMU Serif Bold" w:cs="CMU Serif Bold"/>
                 <w:b/>
                 <w:bCs/>
                 <w:sz w:val="17"/>
@@ -52887,6 +53048,7 @@
           <w:p>
             <w:r>
               <w:rPr>
+                <w:rFonts w:ascii="CMU Serif Bold" w:eastAsia="CMU Serif Bold" w:hAnsi="CMU Serif Bold" w:cs="CMU Serif Bold"/>
                 <w:b/>
                 <w:bCs/>
                 <w:sz w:val="17"/>
@@ -52926,6 +53088,7 @@
           <w:p>
             <w:r>
               <w:rPr>
+                <w:rFonts w:ascii="CMU Serif Bold" w:eastAsia="CMU Serif Bold" w:hAnsi="CMU Serif Bold" w:cs="CMU Serif Bold"/>
                 <w:b/>
                 <w:bCs/>
                 <w:sz w:val="17"/>
@@ -53017,6 +53180,7 @@
           <w:p>
             <w:r>
               <w:rPr>
+                <w:rFonts w:ascii="CMU Serif Bold" w:eastAsia="CMU Serif Bold" w:hAnsi="CMU Serif Bold" w:cs="CMU Serif Bold"/>
                 <w:b/>
                 <w:bCs/>
                 <w:sz w:val="17"/>
@@ -53108,6 +53272,7 @@
           <w:p>
             <w:r>
               <w:rPr>
+                <w:rFonts w:ascii="CMU Serif Bold" w:eastAsia="CMU Serif Bold" w:hAnsi="CMU Serif Bold" w:cs="CMU Serif Bold"/>
                 <w:b/>
                 <w:bCs/>
                 <w:sz w:val="17"/>
@@ -53199,6 +53364,7 @@
           <w:p>
             <w:r>
               <w:rPr>
+                <w:rFonts w:ascii="CMU Serif Bold" w:eastAsia="CMU Serif Bold" w:hAnsi="CMU Serif Bold" w:cs="CMU Serif Bold"/>
                 <w:b/>
                 <w:bCs/>
                 <w:sz w:val="17"/>
@@ -53290,6 +53456,7 @@
           <w:p>
             <w:r>
               <w:rPr>
+                <w:rFonts w:ascii="CMU Serif Bold" w:eastAsia="CMU Serif Bold" w:hAnsi="CMU Serif Bold" w:cs="CMU Serif Bold"/>
                 <w:b/>
                 <w:bCs/>
                 <w:sz w:val="17"/>
@@ -53381,6 +53548,7 @@
           <w:p>
             <w:r>
               <w:rPr>
+                <w:rFonts w:ascii="CMU Serif Bold" w:eastAsia="CMU Serif Bold" w:hAnsi="CMU Serif Bold" w:cs="CMU Serif Bold"/>
                 <w:b/>
                 <w:bCs/>
                 <w:sz w:val="17"/>
@@ -53517,7 +53685,7 @@
         <w:keepNext/>
         <w:keepLines/>
       </w:pPr>
-      <w:bookmarkStart w:id="67" w:name="_Toc244008661"/>
+      <w:bookmarkStart w:id="67" w:name="_Toc244010494"/>
       <w:r>
         <w:t>B.4 Complexity: A Control, Not a Scoreboard</w:t>
       </w:r>
@@ -53550,7 +53718,7 @@
           <w:left w:w="10" w:type="dxa"/>
           <w:right w:w="10" w:type="dxa"/>
         </w:tblCellMar>
-        <w:tblLook w:val="0000" w:firstRow="0" w:lastRow="0" w:firstColumn="0" w:lastColumn="0" w:noHBand="0" w:noVBand="0"/>
+        <w:tblLook w:val="04A0" w:firstRow="1" w:lastRow="0" w:firstColumn="1" w:lastColumn="0" w:noHBand="0" w:noVBand="1"/>
       </w:tblPr>
       <w:tblGrid>
         <w:gridCol w:w="3160"/>
@@ -53590,6 +53758,7 @@
           <w:p>
             <w:r>
               <w:rPr>
+                <w:rFonts w:ascii="CMU Serif Bold" w:eastAsia="CMU Serif Bold" w:hAnsi="CMU Serif Bold" w:cs="CMU Serif Bold"/>
                 <w:b/>
                 <w:bCs/>
                 <w:sz w:val="17"/>
@@ -53619,6 +53788,7 @@
           <w:p>
             <w:r>
               <w:rPr>
+                <w:rFonts w:ascii="CMU Serif Bold" w:eastAsia="CMU Serif Bold" w:hAnsi="CMU Serif Bold" w:cs="CMU Serif Bold"/>
                 <w:b/>
                 <w:bCs/>
                 <w:sz w:val="17"/>
@@ -53648,6 +53818,7 @@
           <w:p>
             <w:r>
               <w:rPr>
+                <w:rFonts w:ascii="CMU Serif Bold" w:eastAsia="CMU Serif Bold" w:hAnsi="CMU Serif Bold" w:cs="CMU Serif Bold"/>
                 <w:b/>
                 <w:bCs/>
                 <w:sz w:val="17"/>
@@ -53677,6 +53848,7 @@
           <w:p>
             <w:r>
               <w:rPr>
+                <w:rFonts w:ascii="CMU Serif Bold" w:eastAsia="CMU Serif Bold" w:hAnsi="CMU Serif Bold" w:cs="CMU Serif Bold"/>
                 <w:b/>
                 <w:bCs/>
                 <w:sz w:val="17"/>
@@ -53706,6 +53878,7 @@
           <w:p>
             <w:r>
               <w:rPr>
+                <w:rFonts w:ascii="CMU Serif Bold" w:eastAsia="CMU Serif Bold" w:hAnsi="CMU Serif Bold" w:cs="CMU Serif Bold"/>
                 <w:b/>
                 <w:bCs/>
                 <w:sz w:val="17"/>
@@ -53745,6 +53918,7 @@
           <w:p>
             <w:r>
               <w:rPr>
+                <w:rFonts w:ascii="CMU Serif Bold" w:eastAsia="CMU Serif Bold" w:hAnsi="CMU Serif Bold" w:cs="CMU Serif Bold"/>
                 <w:b/>
                 <w:bCs/>
                 <w:sz w:val="17"/>
@@ -53888,6 +54062,7 @@
           <w:p>
             <w:r>
               <w:rPr>
+                <w:rFonts w:ascii="CMU Serif Bold" w:eastAsia="CMU Serif Bold" w:hAnsi="CMU Serif Bold" w:cs="CMU Serif Bold"/>
                 <w:b/>
                 <w:bCs/>
                 <w:sz w:val="17"/>
@@ -54031,6 +54206,7 @@
           <w:p>
             <w:r>
               <w:rPr>
+                <w:rFonts w:ascii="CMU Serif Bold" w:eastAsia="CMU Serif Bold" w:hAnsi="CMU Serif Bold" w:cs="CMU Serif Bold"/>
                 <w:b/>
                 <w:bCs/>
                 <w:sz w:val="17"/>
@@ -54174,6 +54350,7 @@
           <w:p>
             <w:r>
               <w:rPr>
+                <w:rFonts w:ascii="CMU Serif Bold" w:eastAsia="CMU Serif Bold" w:hAnsi="CMU Serif Bold" w:cs="CMU Serif Bold"/>
                 <w:b/>
                 <w:bCs/>
                 <w:sz w:val="17"/>
@@ -54317,6 +54494,7 @@
           <w:p>
             <w:r>
               <w:rPr>
+                <w:rFonts w:ascii="CMU Serif Bold" w:eastAsia="CMU Serif Bold" w:hAnsi="CMU Serif Bold" w:cs="CMU Serif Bold"/>
                 <w:b/>
                 <w:bCs/>
                 <w:sz w:val="17"/>
@@ -54460,6 +54638,7 @@
           <w:p>
             <w:r>
               <w:rPr>
+                <w:rFonts w:ascii="CMU Serif Bold" w:eastAsia="CMU Serif Bold" w:hAnsi="CMU Serif Bold" w:cs="CMU Serif Bold"/>
                 <w:b/>
                 <w:bCs/>
                 <w:sz w:val="17"/>
@@ -54603,6 +54782,7 @@
           <w:p>
             <w:r>
               <w:rPr>
+                <w:rFonts w:ascii="CMU Serif Bold" w:eastAsia="CMU Serif Bold" w:hAnsi="CMU Serif Bold" w:cs="CMU Serif Bold"/>
                 <w:b/>
                 <w:bCs/>
                 <w:sz w:val="17"/>
@@ -54746,6 +54926,7 @@
           <w:p>
             <w:r>
               <w:rPr>
+                <w:rFonts w:ascii="CMU Serif Bold" w:eastAsia="CMU Serif Bold" w:hAnsi="CMU Serif Bold" w:cs="CMU Serif Bold"/>
                 <w:b/>
                 <w:bCs/>
                 <w:sz w:val="17"/>
@@ -54896,7 +55077,7 @@
         <w:keepNext/>
         <w:keepLines/>
       </w:pPr>
-      <w:bookmarkStart w:id="68" w:name="_Toc244008662"/>
+      <w:bookmarkStart w:id="68" w:name="_Toc244010495"/>
       <w:r>
         <w:t>B.5 Test Corpora</w:t>
       </w:r>
@@ -54920,7 +55101,7 @@
         <w:keepNext/>
         <w:keepLines/>
       </w:pPr>
-      <w:bookmarkStart w:id="69" w:name="_Toc244008663"/>
+      <w:bookmarkStart w:id="69" w:name="_Toc244010496"/>
       <w:r>
         <w:t>B.6 Threats to Validity</w:t>
       </w:r>
@@ -55161,213 +55342,213 @@
 <file path=word/numbering.xml><?xml version="1.0" encoding="utf-8"?>
 <w:numbering xmlns:wpc="http://schemas.microsoft.com/office/word/2010/wordprocessingCanvas" xmlns:cx="http://schemas.microsoft.com/office/drawing/2014/chartex" xmlns:cx1="http://schemas.microsoft.com/office/drawing/2015/9/8/chartex" xmlns:cx2="http://schemas.microsoft.com/office/drawing/2015/10/21/chartex" xmlns:cx3="http://schemas.microsoft.com/office/drawing/2016/5/9/chartex" xmlns:cx4="http://schemas.microsoft.com/office/drawing/2016/5/10/chartex" xmlns:cx5="http://schemas.microsoft.com/office/drawing/2016/5/11/chartex" xmlns:cx6="http://schemas.microsoft.com/office/drawing/2016/5/12/chartex" xmlns:cx7="http://schemas.microsoft.com/office/drawing/2016/5/13/chartex" xmlns:cx8="http://schemas.microsoft.com/office/drawing/2016/5/14/chartex" xmlns:mc="http://schemas.openxmlformats.org/markup-compatibility/2006" xmlns:aink="http://schemas.microsoft.com/office/drawing/2016/ink" xmlns:am3d="http://schemas.microsoft.com/office/drawing/2017/model3d" xmlns:o="urn:schemas-microsoft-com:office:office" xmlns:oel="http://schemas.microsoft.com/office/2019/extlst" xmlns:r="http://schemas.openxmlformats.org/officeDocument/2006/relationships" xmlns:m="http://schemas.openxmlformats.org/officeDocument/2006/math" xmlns:v="urn:schemas-microsoft-com:vml" xmlns:wp14="http://schemas.microsoft.com/office/word/2010/wordprocessingDrawing" xmlns:wp="http://schemas.openxmlformats.org/drawingml/2006/wordprocessingDrawing" xmlns:w10="urn:schemas-microsoft-com:office:word" xmlns:w="http://schemas.openxmlformats.org/wordprocessingml/2006/main" xmlns:w14="http://schemas.microsoft.com/office/word/2010/wordml" xmlns:w15="http://schemas.microsoft.com/office/word/2012/wordml" xmlns:w16cex="http://schemas.microsoft.com/office/word/2018/wordml/cex" xmlns:w16cid="http://schemas.microsoft.com/office/word/2016/wordml/cid" xmlns:w16="http://schemas.microsoft.com/office/word/2018/wordml" xmlns:w16du="http://schemas.microsoft.com/office/word/2023/wordml/word16du" xmlns:w16sdtdh="http://schemas.microsoft.com/office/word/2020/wordml/sdtdatahash" xmlns:w16sdtfl="http://schemas.microsoft.com/office/word/2024/wordml/sdtformatlock" xmlns:w16se="http://schemas.microsoft.com/office/word/2015/wordml/symex" xmlns:wpg="http://schemas.microsoft.com/office/word/2010/wordprocessingGroup" xmlns:wpi="http://schemas.microsoft.com/office/word/2010/wordprocessingInk" xmlns:wne="http://schemas.microsoft.com/office/word/2006/wordml" xmlns:wps="http://schemas.microsoft.com/office/word/2010/wordprocessingShape" mc:Ignorable="w14 w15 w16se w16cid w16 w16cex w16sdtdh w16sdtfl w16du wp14">
   <w:abstractNum w:abstractNumId="0" w15:restartNumberingAfterBreak="0">
-    <w:nsid w:val="0BC07859"/>
+    <w:nsid w:val="07987AEB"/>
     <w:multiLevelType w:val="hybridMultilevel"/>
-    <w:tmpl w:val="769A850E"/>
-    <w:lvl w:ilvl="0" w:tplc="D23498BC">
+    <w:tmpl w:val="050CF324"/>
+    <w:lvl w:ilvl="0" w:tplc="6AB87B4C">
       <w:start w:val="1"/>
-      <w:numFmt w:val="decimal"/>
-      <w:lvlText w:val="%1."/>
+      <w:numFmt w:val="bullet"/>
+      <w:lvlText w:val="●"/>
       <w:lvlJc w:val="left"/>
       <w:pPr>
         <w:ind w:left="720" w:hanging="360"/>
       </w:pPr>
     </w:lvl>
-    <w:lvl w:ilvl="1" w:tplc="F3EAFEDA">
+    <w:lvl w:ilvl="1" w:tplc="96F82492">
+      <w:start w:val="1"/>
+      <w:numFmt w:val="bullet"/>
+      <w:lvlText w:val="○"/>
+      <w:lvlJc w:val="left"/>
+      <w:pPr>
+        <w:ind w:left="1440" w:hanging="360"/>
+      </w:pPr>
+    </w:lvl>
+    <w:lvl w:ilvl="2" w:tplc="59E88C5E">
+      <w:start w:val="1"/>
+      <w:numFmt w:val="bullet"/>
+      <w:lvlText w:val="■"/>
+      <w:lvlJc w:val="left"/>
+      <w:pPr>
+        <w:ind w:left="2160" w:hanging="360"/>
+      </w:pPr>
+    </w:lvl>
+    <w:lvl w:ilvl="3" w:tplc="79682DA4">
+      <w:start w:val="1"/>
+      <w:numFmt w:val="bullet"/>
+      <w:lvlText w:val="●"/>
+      <w:lvlJc w:val="left"/>
+      <w:pPr>
+        <w:ind w:left="2880" w:hanging="360"/>
+      </w:pPr>
+    </w:lvl>
+    <w:lvl w:ilvl="4" w:tplc="67DE3098">
+      <w:start w:val="1"/>
+      <w:numFmt w:val="bullet"/>
+      <w:lvlText w:val="○"/>
+      <w:lvlJc w:val="left"/>
+      <w:pPr>
+        <w:ind w:left="3600" w:hanging="360"/>
+      </w:pPr>
+    </w:lvl>
+    <w:lvl w:ilvl="5" w:tplc="9E64CFF4">
+      <w:start w:val="1"/>
+      <w:numFmt w:val="bullet"/>
+      <w:lvlText w:val="■"/>
+      <w:lvlJc w:val="left"/>
+      <w:pPr>
+        <w:ind w:left="4320" w:hanging="360"/>
+      </w:pPr>
+    </w:lvl>
+    <w:lvl w:ilvl="6" w:tplc="5A92056E">
+      <w:start w:val="1"/>
+      <w:numFmt w:val="bullet"/>
+      <w:lvlText w:val="●"/>
+      <w:lvlJc w:val="left"/>
+      <w:pPr>
+        <w:ind w:left="5040" w:hanging="360"/>
+      </w:pPr>
+    </w:lvl>
+    <w:lvl w:ilvl="7" w:tplc="C7C444EA">
+      <w:start w:val="1"/>
+      <w:numFmt w:val="bullet"/>
+      <w:lvlText w:val="●"/>
+      <w:lvlJc w:val="left"/>
+      <w:pPr>
+        <w:ind w:left="5760" w:hanging="360"/>
+      </w:pPr>
+    </w:lvl>
+    <w:lvl w:ilvl="8" w:tplc="13CCC4A8">
+      <w:start w:val="1"/>
+      <w:numFmt w:val="bullet"/>
+      <w:lvlText w:val="●"/>
+      <w:lvlJc w:val="left"/>
+      <w:pPr>
+        <w:ind w:left="6480" w:hanging="360"/>
+      </w:pPr>
+    </w:lvl>
+  </w:abstractNum>
+  <w:abstractNum w:abstractNumId="1" w15:restartNumberingAfterBreak="0">
+    <w:nsid w:val="084B658E"/>
+    <w:multiLevelType w:val="hybridMultilevel"/>
+    <w:tmpl w:val="6C067DB2"/>
+    <w:lvl w:ilvl="0" w:tplc="ADCCE3A4">
+      <w:start w:val="1"/>
+      <w:numFmt w:val="bullet"/>
+      <w:lvlText w:val="•"/>
+      <w:lvlJc w:val="left"/>
+      <w:pPr>
+        <w:ind w:left="720" w:hanging="360"/>
+      </w:pPr>
+    </w:lvl>
+    <w:lvl w:ilvl="1" w:tplc="9D0EC352">
       <w:numFmt w:val="decimal"/>
       <w:lvlText w:val=""/>
       <w:lvlJc w:val="left"/>
     </w:lvl>
-    <w:lvl w:ilvl="2" w:tplc="9A2881FC">
+    <w:lvl w:ilvl="2" w:tplc="D6368C34">
       <w:numFmt w:val="decimal"/>
       <w:lvlText w:val=""/>
       <w:lvlJc w:val="left"/>
     </w:lvl>
-    <w:lvl w:ilvl="3" w:tplc="47CCE040">
+    <w:lvl w:ilvl="3" w:tplc="40DCB2E0">
       <w:numFmt w:val="decimal"/>
       <w:lvlText w:val=""/>
       <w:lvlJc w:val="left"/>
     </w:lvl>
-    <w:lvl w:ilvl="4" w:tplc="7384FE2C">
+    <w:lvl w:ilvl="4" w:tplc="DE168F7E">
       <w:numFmt w:val="decimal"/>
       <w:lvlText w:val=""/>
       <w:lvlJc w:val="left"/>
     </w:lvl>
-    <w:lvl w:ilvl="5" w:tplc="8A264002">
+    <w:lvl w:ilvl="5" w:tplc="57966F3E">
       <w:numFmt w:val="decimal"/>
       <w:lvlText w:val=""/>
       <w:lvlJc w:val="left"/>
     </w:lvl>
-    <w:lvl w:ilvl="6" w:tplc="D85026D2">
+    <w:lvl w:ilvl="6" w:tplc="3482AF8C">
       <w:numFmt w:val="decimal"/>
       <w:lvlText w:val=""/>
       <w:lvlJc w:val="left"/>
     </w:lvl>
-    <w:lvl w:ilvl="7" w:tplc="C6B8348A">
+    <w:lvl w:ilvl="7" w:tplc="FA0C3A8E">
       <w:numFmt w:val="decimal"/>
       <w:lvlText w:val=""/>
       <w:lvlJc w:val="left"/>
     </w:lvl>
-    <w:lvl w:ilvl="8" w:tplc="0EAA0372">
+    <w:lvl w:ilvl="8" w:tplc="C944C2FA">
       <w:numFmt w:val="decimal"/>
       <w:lvlText w:val=""/>
       <w:lvlJc w:val="left"/>
     </w:lvl>
   </w:abstractNum>
-  <w:abstractNum w:abstractNumId="1" w15:restartNumberingAfterBreak="0">
-    <w:nsid w:val="6F0E485A"/>
+  <w:abstractNum w:abstractNumId="2" w15:restartNumberingAfterBreak="0">
+    <w:nsid w:val="266A69ED"/>
     <w:multiLevelType w:val="hybridMultilevel"/>
-    <w:tmpl w:val="ECE48CC6"/>
-    <w:lvl w:ilvl="0" w:tplc="00F4DA96">
+    <w:tmpl w:val="D3BC5846"/>
+    <w:lvl w:ilvl="0" w:tplc="0BA2A650">
       <w:start w:val="1"/>
-      <w:numFmt w:val="bullet"/>
-      <w:lvlText w:val="●"/>
+      <w:numFmt w:val="decimal"/>
+      <w:lvlText w:val="%1."/>
       <w:lvlJc w:val="left"/>
       <w:pPr>
         <w:ind w:left="720" w:hanging="360"/>
       </w:pPr>
     </w:lvl>
-    <w:lvl w:ilvl="1" w:tplc="459859B4">
-      <w:start w:val="1"/>
-      <w:numFmt w:val="bullet"/>
-      <w:lvlText w:val="○"/>
-      <w:lvlJc w:val="left"/>
-      <w:pPr>
-        <w:ind w:left="1440" w:hanging="360"/>
-      </w:pPr>
-    </w:lvl>
-    <w:lvl w:ilvl="2" w:tplc="C9844A80">
-      <w:start w:val="1"/>
-      <w:numFmt w:val="bullet"/>
-      <w:lvlText w:val="■"/>
-      <w:lvlJc w:val="left"/>
-      <w:pPr>
-        <w:ind w:left="2160" w:hanging="360"/>
-      </w:pPr>
-    </w:lvl>
-    <w:lvl w:ilvl="3" w:tplc="6A0A9E68">
-      <w:start w:val="1"/>
-      <w:numFmt w:val="bullet"/>
-      <w:lvlText w:val="●"/>
-      <w:lvlJc w:val="left"/>
-      <w:pPr>
-        <w:ind w:left="2880" w:hanging="360"/>
-      </w:pPr>
-    </w:lvl>
-    <w:lvl w:ilvl="4" w:tplc="A9D030E0">
-      <w:start w:val="1"/>
-      <w:numFmt w:val="bullet"/>
-      <w:lvlText w:val="○"/>
-      <w:lvlJc w:val="left"/>
-      <w:pPr>
-        <w:ind w:left="3600" w:hanging="360"/>
-      </w:pPr>
-    </w:lvl>
-    <w:lvl w:ilvl="5" w:tplc="65142DC4">
-      <w:start w:val="1"/>
-      <w:numFmt w:val="bullet"/>
-      <w:lvlText w:val="■"/>
-      <w:lvlJc w:val="left"/>
-      <w:pPr>
-        <w:ind w:left="4320" w:hanging="360"/>
-      </w:pPr>
-    </w:lvl>
-    <w:lvl w:ilvl="6" w:tplc="01428F42">
-      <w:start w:val="1"/>
-      <w:numFmt w:val="bullet"/>
-      <w:lvlText w:val="●"/>
-      <w:lvlJc w:val="left"/>
-      <w:pPr>
-        <w:ind w:left="5040" w:hanging="360"/>
-      </w:pPr>
-    </w:lvl>
-    <w:lvl w:ilvl="7" w:tplc="7AB86320">
-      <w:start w:val="1"/>
-      <w:numFmt w:val="bullet"/>
-      <w:lvlText w:val="●"/>
-      <w:lvlJc w:val="left"/>
-      <w:pPr>
-        <w:ind w:left="5760" w:hanging="360"/>
-      </w:pPr>
-    </w:lvl>
-    <w:lvl w:ilvl="8" w:tplc="3560326A">
-      <w:start w:val="1"/>
-      <w:numFmt w:val="bullet"/>
-      <w:lvlText w:val="●"/>
-      <w:lvlJc w:val="left"/>
-      <w:pPr>
-        <w:ind w:left="6480" w:hanging="360"/>
-      </w:pPr>
-    </w:lvl>
-  </w:abstractNum>
-  <w:abstractNum w:abstractNumId="2" w15:restartNumberingAfterBreak="0">
-    <w:nsid w:val="743B55D2"/>
-    <w:multiLevelType w:val="hybridMultilevel"/>
-    <w:tmpl w:val="3140B2BC"/>
-    <w:lvl w:ilvl="0" w:tplc="494C47DE">
-      <w:start w:val="1"/>
-      <w:numFmt w:val="bullet"/>
-      <w:lvlText w:val="•"/>
-      <w:lvlJc w:val="left"/>
-      <w:pPr>
-        <w:ind w:left="720" w:hanging="360"/>
-      </w:pPr>
-    </w:lvl>
-    <w:lvl w:ilvl="1" w:tplc="8364F438">
+    <w:lvl w:ilvl="1" w:tplc="F956DFE0">
       <w:numFmt w:val="decimal"/>
       <w:lvlText w:val=""/>
       <w:lvlJc w:val="left"/>
     </w:lvl>
-    <w:lvl w:ilvl="2" w:tplc="B5227288">
+    <w:lvl w:ilvl="2" w:tplc="4894B53C">
       <w:numFmt w:val="decimal"/>
       <w:lvlText w:val=""/>
       <w:lvlJc w:val="left"/>
     </w:lvl>
-    <w:lvl w:ilvl="3" w:tplc="3FEA47C0">
+    <w:lvl w:ilvl="3" w:tplc="4C84D354">
       <w:numFmt w:val="decimal"/>
       <w:lvlText w:val=""/>
       <w:lvlJc w:val="left"/>
     </w:lvl>
-    <w:lvl w:ilvl="4" w:tplc="F29CDD00">
+    <w:lvl w:ilvl="4" w:tplc="CCC07E58">
       <w:numFmt w:val="decimal"/>
       <w:lvlText w:val=""/>
       <w:lvlJc w:val="left"/>
     </w:lvl>
-    <w:lvl w:ilvl="5" w:tplc="C1545C94">
+    <w:lvl w:ilvl="5" w:tplc="7CBE1860">
       <w:numFmt w:val="decimal"/>
       <w:lvlText w:val=""/>
       <w:lvlJc w:val="left"/>
     </w:lvl>
-    <w:lvl w:ilvl="6" w:tplc="1DB63286">
+    <w:lvl w:ilvl="6" w:tplc="651C73C8">
       <w:numFmt w:val="decimal"/>
       <w:lvlText w:val=""/>
       <w:lvlJc w:val="left"/>
     </w:lvl>
-    <w:lvl w:ilvl="7" w:tplc="CD1AE754">
+    <w:lvl w:ilvl="7" w:tplc="340AD790">
       <w:numFmt w:val="decimal"/>
       <w:lvlText w:val=""/>
       <w:lvlJc w:val="left"/>
     </w:lvl>
-    <w:lvl w:ilvl="8" w:tplc="2A94D638">
+    <w:lvl w:ilvl="8" w:tplc="55980976">
       <w:numFmt w:val="decimal"/>
       <w:lvlText w:val=""/>
       <w:lvlJc w:val="left"/>
     </w:lvl>
   </w:abstractNum>
-  <w:num w:numId="1" w16cid:durableId="1940525594">
+  <w:num w:numId="1" w16cid:durableId="1769278989">
+    <w:abstractNumId w:val="0"/>
+    <w:lvlOverride w:ilvl="0">
+      <w:startOverride w:val="1"/>
+    </w:lvlOverride>
+  </w:num>
+  <w:num w:numId="2" w16cid:durableId="435364889">
     <w:abstractNumId w:val="1"/>
     <w:lvlOverride w:ilvl="0">
       <w:startOverride w:val="1"/>
     </w:lvlOverride>
   </w:num>
-  <w:num w:numId="2" w16cid:durableId="1869876054">
+  <w:num w:numId="3" w16cid:durableId="1405376588">
     <w:abstractNumId w:val="2"/>
-    <w:lvlOverride w:ilvl="0">
-      <w:startOverride w:val="1"/>
-    </w:lvlOverride>
-  </w:num>
-  <w:num w:numId="3" w16cid:durableId="1946689283">
-    <w:abstractNumId w:val="0"/>
     <w:lvlOverride w:ilvl="0">
       <w:startOverride w:val="1"/>
     </w:lvlOverride>
@@ -55779,6 +55960,7 @@
       <w:outlineLvl w:val="0"/>
     </w:pPr>
     <w:rPr>
+      <w:rFonts w:ascii="CMU Serif Bold" w:eastAsia="CMU Serif Bold" w:hAnsi="CMU Serif Bold" w:cs="CMU Serif Bold"/>
       <w:b/>
       <w:bCs/>
       <w:color w:val="262626"/>
@@ -55796,6 +55978,7 @@
       <w:outlineLvl w:val="1"/>
     </w:pPr>
     <w:rPr>
+      <w:rFonts w:ascii="CMU Serif Bold" w:eastAsia="CMU Serif Bold" w:hAnsi="CMU Serif Bold" w:cs="CMU Serif Bold"/>
       <w:b/>
       <w:bCs/>
       <w:color w:val="262626"/>
@@ -55814,6 +55997,7 @@
       <w:outlineLvl w:val="2"/>
     </w:pPr>
     <w:rPr>
+      <w:rFonts w:ascii="CMU Serif Bold" w:eastAsia="CMU Serif Bold" w:hAnsi="CMU Serif Bold" w:cs="CMU Serif Bold"/>
       <w:b/>
       <w:bCs/>
       <w:sz w:val="24"/>
@@ -55987,7 +56171,7 @@
     <w:autoRedefine/>
     <w:uiPriority w:val="39"/>
     <w:unhideWhenUsed/>
-    <w:rsid w:val="006322FB"/>
+    <w:rsid w:val="00C602B1"/>
     <w:pPr>
       <w:spacing w:after="100"/>
     </w:pPr>
@@ -55999,7 +56183,7 @@
     <w:autoRedefine/>
     <w:uiPriority w:val="39"/>
     <w:unhideWhenUsed/>
-    <w:rsid w:val="006322FB"/>
+    <w:rsid w:val="00C602B1"/>
     <w:pPr>
       <w:spacing w:after="100"/>
       <w:ind w:left="220"/>
